--- a/manuscript/manuscript.docx
+++ b/manuscript/manuscript.docx
@@ -147,7 +147,16 @@
         <w:t>≳</w:t>
       </w:r>
       <w:r>
-        <w:t xml:space="preserve"> 2.0-2.4); nominal, uncorrected effects were observed in neutrophils and mast cells.</w:t>
+        <w:t xml:space="preserve"> 2.0-2.4); nominal, uncorrected effects were observed in neutrophils and mast cells. Testing the S100A8-hi signature against two independent public mouse liver scRNA-seq datasets showed it reproduces as a discrete population in a CD45</w:t>
+      </w:r>
+      <w:r>
+        <w:rPr>
+          <w:vertAlign w:val="superscript"/>
+        </w:rPr>
+        <w:t>+</w:t>
+      </w:r>
+      <w:r>
+        <w:t>-sorted dataset (with a diet-dependent trend at 2 of 3 timepoints) but not in a whole-liver dataset with true biological replication, suggesting immune-cell enrichment aids detection of this state.</w:t>
       </w:r>
     </w:p>
     <w:p>
@@ -894,7 +903,7 @@
         <w:t>2</w:t>
       </w:r>
       <w:r>
-        <w:t>(CPM + 1) gene expression used Spearman's rank correlation, appropriate given the arbitrary, non-linear scale of PC1-based deconvolution scores. Post hoc statistical power was assessed with a two-sample t-test power calculation (alpha = 0.05, 80% power) for n = 4 and n = 5 per group to contextualize non-significant results. All analyses were performed in R 4.5.2; the complete, version-controlled analysis code (scripts 00-12) is available at the repository in Section 2.7.</w:t>
+        <w:t>(CPM + 1) gene expression used Spearman's rank correlation, appropriate given the arbitrary, non-linear scale of PC1-based deconvolution scores. Post hoc statistical power was assessed with a two-sample t-test power calculation (alpha = 0.05, 80% power) for n = 4 and n = 5 per group to contextualize non-significant results. All analyses were performed in R 4.5.2; the complete, version-controlled analysis code (scripts 00-12) is available at the repository in Section 2.8.</w:t>
       </w:r>
     </w:p>
     <w:p>
@@ -902,12 +911,45 @@
         <w:pStyle w:val="Heading2"/>
       </w:pPr>
       <w:r>
-        <w:t>2.7 Data and code availability</w:t>
+        <w:t>2.7 External validation in independent public datasets</w:t>
       </w:r>
     </w:p>
     <w:p>
       <w:r>
-        <w:t>Raw data: NCBI GEO GSE285614 (bulk RNA-seq) and GSE285615 (scRNA-seq). Analysis code, intermediate result tables and all figures: https://github.com/bioinform25/project1.</w:t>
+        <w:t xml:space="preserve">To test whether the S100A8-hi macrophage population reflects a reproducible cell state rather than an artifact of the single WT/TG reference pair (Section 2.2), we searched GEO for independent mouse liver scRNA-seq datasets with true biological replication and applied the same marker criteria used to define this population (S100a8/S100a9 percent-positive &gt; 90%, Ly6g/Camp/Ltf/Ngp percent-positive &lt; 10%, versus &gt; 50% for a mature neutrophil) to their clusters. Two datasets were used: (1) GSE166504 </w:t>
+      </w:r>
+      <w:r>
+        <w:rPr>
+          <w:sz w:val="22"/>
+          <w:vertAlign w:val="superscript"/>
+        </w:rPr>
+        <w:t>10</w:t>
+      </w:r>
+      <w:r>
+        <w:t>, mouse liver non-parenchymal cells across a chow / 15-week high-fat-high-fructose-diet (NAFL) / 30-week (NASH) progression with true biological replicates (chow n = 6, NAFL n = 3, NASH n = 4 mice), reprocessed from raw counts and the authors' own coarse cell-type labels (Kupffer cell, monocyte/monocyte-derived macrophage, neutrophil; 23,198 myeloid cells), reclustered within the myeloid compartment (resolution = 0.6, 18 clusters); and (2) GSE156057 (Remmerie et al.</w:t>
+      </w:r>
+      <w:r>
+        <w:rPr>
+          <w:sz w:val="22"/>
+          <w:vertAlign w:val="superscript"/>
+        </w:rPr>
+        <w:t>11</w:t>
+      </w:r>
+      <w:r>
+        <w:t>), CD45+-sorted mouse liver immune cells across standard diet (SD) vs western diet (WD), 12/24/36-week timepoints (one sample per condition-timepoint -- pseudo-replicates across independent mice/times, not within-condition biological replicates), reclustered de novo (77,655 cells, resolution = 0.8, 40 clusters). For each dataset we determined whether any cluster matched the marker criteria and, where present, computed its proportion of CD45+/myeloid cells across conditions.</w:t>
+      </w:r>
+    </w:p>
+    <w:p>
+      <w:pPr>
+        <w:pStyle w:val="Heading2"/>
+      </w:pPr>
+      <w:r>
+        <w:t>2.8 Data and code availability</w:t>
+      </w:r>
+    </w:p>
+    <w:p>
+      <w:r>
+        <w:t>Raw data: NCBI GEO GSE285614 (bulk RNA-seq), GSE285615 (scRNA-seq), GSE166504 and GSE156057 (external validation). Analysis code, intermediate result tables and all figures: https://github.com/bioinform25/project1.</w:t>
       </w:r>
     </w:p>
     <w:p>
@@ -1936,6 +1978,86 @@
       </w:r>
     </w:p>
     <w:p>
+      <w:pPr>
+        <w:pStyle w:val="Heading2"/>
+      </w:pPr>
+      <w:r>
+        <w:t>3.5 The S100A8-hi macrophage signature reproduces in an independent, immune-cell-sorted dataset but not in a whole-liver dataset</w:t>
+      </w:r>
+    </w:p>
+    <w:p>
+      <w:r>
+        <w:t>In GSE156057 (CD45+-sorted, 77,655 cells, 40 clusters), three clusters matched the S100A8-hi, Ly6g-low criteria (S100a8/S100a9 percent-positive 97-99%, Ly6g/Camp/Ltf/Ngp all &lt; 5%), clearly separated from an unambiguous neutrophil cluster (S100a8/S100a9 100%, Ly6g 89%, Camp 88%, Ltf 80%, Ngp 95%) and from Clec4f-high resident Kupffer clusters (Figure 5A). Combined, these clusters comprised 5.0-7.8% of CD45</w:t>
+      </w:r>
+      <w:r>
+        <w:rPr>
+          <w:vertAlign w:val="superscript"/>
+        </w:rPr>
+        <w:t>+</w:t>
+      </w:r>
+      <w:r>
+        <w:t xml:space="preserve"> cells per sample and were more abundant under western diet (WD) than standard diet (SD) at 12 and 24 weeks (WD/SD ratio 1.45 and 1.21) but not at 36 weeks (ratio 0.81; Figure 5B) — directionally consistent with, though not statistically confirmable given the single-mouse-per-condition design, diet-dependent recruitment. In GSE166504 (whole-liver non-parenchymal cells with true biological replication: chow n = 6, NAFL n = 3, NASH n = 4 mice; 23,198 myeloid cells, 18 clusters), no cluster showed this combination: the only S100a8/S100a9-high cluster also carried high Camp/Ngp/Ltf and was author-labeled Neutrophil, while S100a8 positivity among monocyte/macrophage-lineage clusters varied only as a modest, continuous gradient (6-19%) uncorrelated with Csf1r positivity (Figure 5C) rather than resolving into a discrete population. We interpret this discrepancy as most consistent with immune-cell enrichment (CD45+ sorting, used both in this study's own scRNA-seq reference and in GSE156057) being necessary to resolve this population by unsupervised clustering at typical whole-liver sequencing depth, rather than as evidence that the population is an artifact specific to the single WT/TG reference pair used in the primary analysis (Section 2.2).</w:t>
+      </w:r>
+    </w:p>
+    <w:p>
+      <w:pPr>
+        <w:jc w:val="center"/>
+      </w:pPr>
+      <w:r>
+        <w:drawing>
+          <wp:inline xmlns:a="http://schemas.openxmlformats.org/drawingml/2006/main" xmlns:pic="http://schemas.openxmlformats.org/drawingml/2006/picture">
+            <wp:extent cx="6126480" cy="3573780"/>
+            <wp:docPr id="5" name="Picture 5"/>
+            <wp:cNvGraphicFramePr>
+              <a:graphicFrameLocks noChangeAspect="1"/>
+            </wp:cNvGraphicFramePr>
+            <a:graphic>
+              <a:graphicData uri="http://schemas.openxmlformats.org/drawingml/2006/picture">
+                <pic:pic>
+                  <pic:nvPicPr>
+                    <pic:cNvPr id="0" name="Figure5.png"/>
+                    <pic:cNvPicPr/>
+                  </pic:nvPicPr>
+                  <pic:blipFill>
+                    <a:blip r:embed="rId13"/>
+                    <a:stretch>
+                      <a:fillRect/>
+                    </a:stretch>
+                  </pic:blipFill>
+                  <pic:spPr>
+                    <a:xfrm>
+                      <a:off x="0" y="0"/>
+                      <a:ext cx="6126480" cy="3573780"/>
+                    </a:xfrm>
+                    <a:prstGeom prst="rect"/>
+                  </pic:spPr>
+                </pic:pic>
+              </a:graphicData>
+            </a:graphic>
+          </wp:inline>
+        </w:drawing>
+      </w:r>
+    </w:p>
+    <w:p>
+      <w:pPr>
+        <w:spacing w:line="276" w:lineRule="auto" w:after="280"/>
+        <w:jc w:val="left"/>
+      </w:pPr>
+      <w:r>
+        <w:rPr>
+          <w:b/>
+          <w:sz w:val="20"/>
+        </w:rPr>
+        <w:t xml:space="preserve">Figure 5. </w:t>
+      </w:r>
+      <w:r>
+        <w:rPr>
+          <w:sz w:val="20"/>
+        </w:rPr>
+        <w:t>External validation of the S100A8-hi macrophage signature in two independent mouse liver scRNA-seq datasets. (A) Marker profile (percent of cells expressing each gene) for the three candidate S100A8-hi clusters, the neutrophil cluster, and two representative Kupffer clusters in GSE156057 (CD45+-sorted). (B) S100A8-hi cluster proportion (combined) by diet and timepoint in GSE156057. (C) In GSE166504 (whole-liver, true biological replicates), percent of cells expressing S100a8 plotted against percent expressing Csf1r for all 18 myeloid clusters, colored by the authors' dominant cell-type label; S100a8 positivity forms a gradient rather than isolating a discrete cluster among monocyte/macrophage-lineage populations.</w:t>
+      </w:r>
+    </w:p>
+    <w:p>
       <w:r>
         <w:br w:type="page"/>
       </w:r>
@@ -1996,6 +2118,20 @@
       </w:r>
     </w:p>
     <w:p>
+      <w:r>
+        <w:t>Because the primary scRNA-seq reference comprises a single WT and single TG mouse, a further question is whether the S100A8-hi macrophage population itself is reproducible, or an artifact of that one pair. We addressed this directly by testing the same marker criteria against two independent, publicly available mouse liver scRNA-seq datasets (Section 2.7, Figure 5). The population reproduced cleanly, with a diet-dependent trend at two of three timepoints, in a CD45</w:t>
+      </w:r>
+      <w:r>
+        <w:rPr>
+          <w:vertAlign w:val="superscript"/>
+        </w:rPr>
+        <w:t>+</w:t>
+      </w:r>
+      <w:r>
+        <w:t>-sorted dataset (GSE156057), but did not resolve as a discrete cluster in a whole-liver dataset with true biological replication (GSE166504) — suggesting that immune-cell enrichment, rather than biological replicate number per se, may be the more critical design factor for detecting this state by unsupervised clustering at typical whole-liver sequencing depth. This is itself a transferable observation for scRNA-seq study design in liver immunology, and it meaningfully strengthens confidence that the population identified in the primary analysis is real rather than an artifact of a single mouse pair, even though it does not resolve the separate, unrelated question of that pair's reliability as a directional ground truth (Section 2.5).</w:t>
+      </w:r>
+    </w:p>
+    <w:p>
       <w:pPr>
         <w:pStyle w:val="Heading2"/>
       </w:pPr>
@@ -2014,7 +2150,7 @@
         <w:t xml:space="preserve">Single-donor scRNA-seq reference. </w:t>
       </w:r>
       <w:r>
-        <w:t>The scRNA-seq reference contains one biological replicate per genotype. As demonstrated directly in this study (Section 2.5), a single pair cannot establish population-level direction, and individual-mouse variability likely adds noise to the marker-gene signature itself that cannot be quantified without additional biological replicates.</w:t>
+        <w:t>The scRNA-seq reference contains one biological replicate per genotype. As demonstrated directly in this study (Section 2.5), a single pair cannot establish population-level direction, and individual-mouse variability likely adds noise to the marker-gene signature itself that cannot be fully quantified without additional biological replicates. External validation (Section 2.7, Figure 5) shows the S100A8-hi population itself reproduces in an independent, CD45+-sorted dataset, partially mitigating but not eliminating this limitation — it does not, for instance, validate the exact 5-25-gene marker panels used for deconvolution, only the population's existence.</w:t>
       </w:r>
     </w:p>
     <w:p>
@@ -2111,7 +2247,7 @@
     </w:p>
     <w:p>
       <w:r>
-        <w:t>Reprocessing a public bulk-and-single-cell dataset with a validated, marker-based deconvolution approach shows that the compositional correlate of hepatic lipogenic gene expression in this model is the general macrophage/Kupffer compartment rather than the S100A8-hi subset specifically, and that macrophage-specific S100a8 deletion does not produce a statistically resolvable shift in broader hepatic immune composition at the sample sizes available. These results refine, rather than contradict, the original mechanistic model, and highlight specific, adequately powered follow-up experiments — larger MKO cohorts, and dedicated attention to neutrophil and mast cell populations — that could distinguish a purely gene-regulatory mechanism from one with a compositional component.</w:t>
+        <w:t>Reprocessing a public bulk-and-single-cell dataset with a validated, marker-based deconvolution approach shows that the compositional correlate of hepatic lipogenic gene expression in this model is the general macrophage/Kupffer compartment rather than the S100A8-hi subset specifically, and that macrophage-specific S100a8 deletion does not produce a statistically resolvable shift in broader hepatic immune composition at the sample sizes available. External validation against two independent public datasets shows the S100A8-hi population reproduces in a CD45+-sorted mouse liver dataset but not in a whole-liver dataset, indicating it is a real, immune-enrichment-dependent cell state rather than an artifact of the single-donor reference used in the primary analysis. These results refine, rather than contradict, the original mechanistic model, and highlight specific, adequately powered follow-up experiments — larger MKO cohorts, and dedicated attention to neutrophil and mast cell populations — that could distinguish a purely gene-regulatory mechanism from one with a compositional component.</w:t>
       </w:r>
     </w:p>
     <w:p>
@@ -2129,7 +2265,7 @@
     </w:p>
     <w:p>
       <w:r>
-        <w:t>Full result tables underlying all figures and in-text statistics are available in the code repository (Section 2.7): results/11_axis1_stats_full.csv (axis 1 validation), results/11_MKO_stats_full.csv (axis 2 application), results/11_lipid_correlation_BH.csv (lipogenic-gene correlations), and results/11_marker_panel_QC.csv (Table S1 source data, below).</w:t>
+        <w:t>Full result tables underlying all figures and in-text statistics are available in the code repository (Section 2.8): results/11_axis1_stats_full.csv (axis 1 validation), results/11_MKO_stats_full.csv (axis 2 application), results/11_lipid_correlation_BH.csv (lipogenic-gene correlations), and results/11_marker_panel_QC.csv (Table S1 source data, below).</w:t>
       </w:r>
     </w:p>
     <w:p>
@@ -2865,6 +3001,30 @@
         <w:t>9. McInnes L, Healy J, Melville J. UMAP: Uniform Manifold Approximation and Projection for Dimension Reduction. arXiv:1802.03426 [stat.ML]. 2018.</w:t>
       </w:r>
     </w:p>
+    <w:p>
+      <w:pPr>
+        <w:spacing w:after="120" w:line="276" w:lineRule="auto"/>
+        <w:ind w:left="432" w:hanging="432"/>
+      </w:pPr>
+      <w:r>
+        <w:rPr>
+          <w:sz w:val="20"/>
+        </w:rPr>
+        <w:t>10. Su Q, Kim SY, Adewale F, Zhou Y, Aldler C, Ni M, Wei Y, Burczynski ME, Atwal GS, Sleeman MW, Murphy AJ, Xin Y, Cheng X. Single-cell RNA transcriptome landscape of hepatocytes and non-parenchymal cells in healthy and NAFLD mouse liver. iScience. 2021;24(11):103233. doi:10.1016/j.isci.2021.103233</w:t>
+      </w:r>
+    </w:p>
+    <w:p>
+      <w:pPr>
+        <w:spacing w:after="120" w:line="276" w:lineRule="auto"/>
+        <w:ind w:left="432" w:hanging="432"/>
+      </w:pPr>
+      <w:r>
+        <w:rPr>
+          <w:sz w:val="20"/>
+        </w:rPr>
+        <w:t>11. Remmerie A, Martens L, Thoné T, Castoldi A, Seurinck R, Pavie B, et al. Osteopontin Expression Identifies a Subset of Recruited Macrophages Distinct from Kupffer Cells in the Fatty Liver. Immunity. 2020;53(3):641-657.e14. doi:10.1016/j.immuni.2020.08.004</w:t>
+      </w:r>
+    </w:p>
     <w:sectPr>
       <w:pgSz w:w="12240" w:h="15840"/>
       <w:pgMar w:top="1440" w:right="1440" w:bottom="1440" w:left="1440" w:header="720" w:footer="720" w:gutter="0"/>

--- a/manuscript/manuscript.docx
+++ b/manuscript/manuscript.docx
@@ -916,7 +916,7 @@
     </w:p>
     <w:p>
       <w:r>
-        <w:t xml:space="preserve">To test whether the S100A8-hi macrophage population reflects a reproducible cell state rather than an artifact of the single WT/TG reference pair (Section 2.2), we searched GEO for independent mouse liver scRNA-seq datasets with true biological replication and applied the same marker criteria used to define this population (S100a8/S100a9 percent-positive &gt; 90%, Ly6g/Camp/Ltf/Ngp percent-positive &lt; 10%, versus &gt; 50% for a mature neutrophil) to their clusters. Two datasets were used: (1) GSE166504 </w:t>
+        <w:t>To test whether the S100A8-hi macrophage population reflects a reproducible cell state rather than an artifact of the single WT/TG reference pair (Section 2.2), we searched GEO for independent mouse liver scRNA-seq datasets with true biological replication and applied the same marker criteria used to define this population (S100a8/S100a9 percent-positive &gt; 90%, Ly6g/Camp/Ltf/Ngp percent-positive &lt; 10%, versus &gt; 50% for a mature neutrophil) to their clusters. Two datasets were used: (1) GSE166504</w:t>
       </w:r>
       <w:r>
         <w:rPr>
@@ -985,6 +985,11 @@
       </w:r>
       <w:r>
         <w:t xml:space="preserve"> macrophage population would have conflated these two unrelated myeloid lineages; they were therefore modeled as separate cell types throughout.</w:t>
+      </w:r>
+    </w:p>
+    <w:p>
+      <w:r>
+        <w:t>S100A8hi_macrophage also showed minimal expression of Trem2 (0.9% of cells) and Gpnmb (2.1%), markers of lipid-associated/scar-associated macrophages, whereas these markers were concentrated instead within a subset of the broader Macrophage_Kupffer compartment (Trem2 42.1%, Gpnmb 23.5%; Figure 1B). This distinction is addressed further in Section 4.</w:t>
       </w:r>
     </w:p>
     <w:p>
@@ -2132,6 +2137,30 @@
       </w:r>
     </w:p>
     <w:p>
+      <w:r>
+        <w:t>Two further observations help refine the biological identity of this population. First, the continuous, non-discrete S100a8 gradient observed among monocyte/macrophage-lineage clusters in the whole-liver GSE166504 dataset (Figure 5C) is consistent with the established biology of monocyte-to-macrophage differentiation, in which recruited monocytes traverse a continuous transcriptional trajectory rather than switching between sharply discrete states; immune-cell enrichment by CD45</w:t>
+      </w:r>
+      <w:r>
+        <w:rPr>
+          <w:vertAlign w:val="superscript"/>
+        </w:rPr>
+        <w:t>+</w:t>
+      </w:r>
+      <w:r>
+        <w:t xml:space="preserve"> sorting likely improves the effective signal-to-noise ratio for this transitional population, allowing unsupervised clustering to resolve cleaner boundaries around it, rather than the underlying biology itself differing between datasets. Second, the S100A8-hi population's own marker profile argues against it being a mature lipid-associated macrophage (also termed scar-associated or NASH-associated macrophage) — the Trem2-high, Gpnmb-high, osteopontin-high phenotype described in steatohepatitis liver by Remmerie et al.</w:t>
+      </w:r>
+      <w:r>
+        <w:rPr>
+          <w:sz w:val="22"/>
+          <w:vertAlign w:val="superscript"/>
+        </w:rPr>
+        <w:t>11</w:t>
+      </w:r>
+      <w:r>
+        <w:t xml:space="preserve"> and related work: in the primary reference, S100A8hi_macrophage showed minimal Trem2 (0.9%) and Gpnmb (2.1%) positivity, while these markers were concentrated instead within the broader Macrophage_Kupffer compartment (Trem2 42.1%, Gpnmb 23.5%; Section 3.1). Combined with its transient, diet-reversible abundance pattern in GSE156057 (Section 3.5), this profile is more consistent with an early, acutely inflammatory, recently recruited monocyte-derived state responding to adipocyte death than with the chronically lipid-laden lipid-associated-macrophage phenotype that develops later in disease progression.</w:t>
+      </w:r>
+    </w:p>
+    <w:p>
       <w:pPr>
         <w:pStyle w:val="Heading2"/>
       </w:pPr>
@@ -2206,7 +2235,7 @@
         <w:t xml:space="preserve">Ccn3 (Nov) was not testable. </w:t>
       </w:r>
       <w:r>
-        <w:t>This transcript was absent from the bulk gene annotation used in this dataset and could not be included in the lipogenic-gene correlation analysis.</w:t>
+        <w:t>This transcript was absent from the bulk gene annotation used in this dataset and could not be included in the lipogenic-gene correlation analysis, leaving the paper's proposed CCN3-CD36 regulatory step untested directly. This does not, however, undermine the study's central conclusion: all four downstream lipogenic/lipid-handling genes that could be tested (Cd36, Pparg, Scd1, Plin2) showed the same pattern — correlated with general Macrophage_Kupffer abundance, not with the S100A8-hi subset specifically (Section 3.4) — so the finding does not depend on Ccn3 in particular.</w:t>
       </w:r>
     </w:p>
     <w:p>

--- a/manuscript/manuscript.docx
+++ b/manuscript/manuscript.docx
@@ -290,7 +290,7 @@
           <w:sz w:val="22"/>
           <w:vertAlign w:val="superscript"/>
         </w:rPr>
-        <w:t>8</w:t>
+        <w:t>7</w:t>
       </w:r>
       <w:r>
         <w:t xml:space="preserve"> (GSE285614, bulk liver RNA-seq; GSE285615, liver scRNA-seq), originally deposited alongside</w:t>
@@ -303,7 +303,17 @@
         <w:t>1</w:t>
       </w:r>
       <w:r>
-        <w:t>. GSE285614 was deposited as two separate DESeq2 analyses, each with per-sample raw counts embedded alongside summary statistics: "HFD_TG_vs_WT" (16 samples: WT and Bcl2TG, chow and HFD; the "adipocyte-death axis") and "MKO_HFD_vs_WT_HFD" (18 samples: S100a8</w:t>
+        <w:t>. GSE285614 was deposited as two separate DESeq2</w:t>
+      </w:r>
+      <w:r>
+        <w:rPr>
+          <w:sz w:val="22"/>
+          <w:vertAlign w:val="superscript"/>
+        </w:rPr>
+        <w:t>5</w:t>
+      </w:r>
+      <w:r>
+        <w:t xml:space="preserve"> analyses, each with per-sample raw counts embedded alongside summary statistics: "HFD_TG_vs_WT" (16 samples: WT and Bcl2TG, chow and HFD; the "adipocyte-death axis") and "MKO_HFD_vs_WT_HFD" (18 samples: S100a8</w:t>
       </w:r>
       <w:r>
         <w:rPr>
@@ -755,7 +765,7 @@
           <w:sz w:val="22"/>
           <w:vertAlign w:val="superscript"/>
         </w:rPr>
-        <w:t>9</w:t>
+        <w:t>8</w:t>
       </w:r>
       <w:r>
         <w:t>.</w:t>
@@ -891,7 +901,7 @@
           <w:sz w:val="22"/>
           <w:vertAlign w:val="superscript"/>
         </w:rPr>
-        <w:t>7</w:t>
+        <w:t>6</w:t>
       </w:r>
       <w:r>
         <w:t xml:space="preserve"> was applied within each pre-specified comparison family (12 cell types, separately within axis 1's HFD validation cohort and within each diet of axis 2's MKO screen; 30 cell-type-by-gene-by-sample-subset combinations for the lipogenic-gene correlation analysis), and q &lt; 0.05 was used as the significance threshold for corrected results. Correlations between deconvolution scores and log</w:t>
@@ -923,7 +933,7 @@
           <w:sz w:val="22"/>
           <w:vertAlign w:val="superscript"/>
         </w:rPr>
-        <w:t>10</w:t>
+        <w:t>9</w:t>
       </w:r>
       <w:r>
         <w:t>, mouse liver non-parenchymal cells across a chow / 15-week high-fat-high-fructose-diet (NAFL) / 30-week (NASH) progression with true biological replicates (chow n = 6, NAFL n = 3, NASH n = 4 mice), reprocessed from raw counts and the authors' own coarse cell-type labels (Kupffer cell, monocyte/monocyte-derived macrophage, neutrophil; 23,198 myeloid cells), reclustered within the myeloid compartment (resolution = 0.6, 18 clusters); and (2) GSE156057 (Remmerie et al.</w:t>
@@ -933,7 +943,7 @@
           <w:sz w:val="22"/>
           <w:vertAlign w:val="superscript"/>
         </w:rPr>
-        <w:t>11</w:t>
+        <w:t>10</w:t>
       </w:r>
       <w:r>
         <w:t>), CD45+-sorted mouse liver immune cells across standard diet (SD) vs western diet (WD), 12/24/36-week timepoints (one sample per condition-timepoint -- pseudo-replicates across independent mice/times, not within-condition biological replicates), reclustered de novo (77,655 cells, resolution = 0.8, 40 clusters). For each dataset we determined whether any cluster matched the marker criteria and, where present, computed its proportion of CD45+/myeloid cells across conditions.</w:t>
@@ -2154,7 +2164,7 @@
           <w:sz w:val="22"/>
           <w:vertAlign w:val="superscript"/>
         </w:rPr>
-        <w:t>11</w:t>
+        <w:t>10</w:t>
       </w:r>
       <w:r>
         <w:t xml:space="preserve"> and related work: in the primary reference, S100A8hi_macrophage showed minimal Trem2 (0.9%) and Gpnmb (2.1%) positivity, while these markers were concentrated instead within the broader Macrophage_Kupffer compartment (Trem2 42.1%, Gpnmb 23.5%; Section 3.1). Combined with its transient, diet-reversible abundance pattern in GSE156057 (Section 3.5), this profile is more consistent with an early, acutely inflammatory, recently recruited monocyte-derived state responding to adipocyte death than with the chronically lipid-laden lipid-associated-macrophage phenotype that develops later in disease progression.</w:t>
@@ -2294,7 +2304,7 @@
     </w:p>
     <w:p>
       <w:r>
-        <w:t>Full result tables underlying all figures and in-text statistics are available in the code repository (Section 2.8): results/11_axis1_stats_full.csv (axis 1 validation), results/11_MKO_stats_full.csv (axis 2 application), results/11_lipid_correlation_BH.csv (lipogenic-gene correlations), and results/11_marker_panel_QC.csv (Table S1 source data, below).</w:t>
+        <w:t>Full result tables underlying all figures and in-text statistics are available in the code repository (Section 2.8): results/11_axis1_stats_full.csv (axis 1 validation), results/11_MKO_stats_full.csv (axis 2 application), results/11_lipid_correlation_BH.csv (lipogenic-gene correlations), and results/11_marker_panel_QC.csv (Table S1 source data, below). Source data for the external validation analysis (Section 3.5, Figure 5) are in external_validation/results/: gse156057_pct_expr_by_cluster.csv and gse156057_cluster_markers.csv (full FindAllMarkers output, all 40 clusters; Figure 5A), gse156057_S100A8hi_proportions.csv (Figure 5B), and gse166504_pct_expr_by_cluster.csv with gse166504_cluster_vs_authorlabel.csv (Figure 5C).</w:t>
       </w:r>
     </w:p>
     <w:p>
@@ -2991,7 +3001,7 @@
         <w:rPr>
           <w:sz w:val="20"/>
         </w:rPr>
-        <w:t>6. Ritchie ME, Phipson B, Wu D, Hu Y, Law CW, Shi W, Smyth GK. limma powers differential expression analyses for RNA-sequencing and microarray studies. Nucleic Acids Res. 2015;43(7):e47. doi:10.1093/nar/gkv007</w:t>
+        <w:t>6. Benjamini Y, Hochberg Y. Controlling the false discovery rate: a practical and powerful approach to multiple testing. J R Stat Soc Series B. 1995;57(1):289-300.</w:t>
       </w:r>
     </w:p>
     <w:p>
@@ -3003,7 +3013,7 @@
         <w:rPr>
           <w:sz w:val="20"/>
         </w:rPr>
-        <w:t>7. Benjamini Y, Hochberg Y. Controlling the false discovery rate: a practical and powerful approach to multiple testing. J R Stat Soc Series B. 1995;57(1):289-300.</w:t>
+        <w:t>7. Barrett T, Wilhite SE, Ledoux P, et al. NCBI GEO: archive for functional genomics data sets--update. Nucleic Acids Res. 2013;41(D1):D991-D995. doi:10.1093/nar/gks1193</w:t>
       </w:r>
     </w:p>
     <w:p>
@@ -3015,7 +3025,7 @@
         <w:rPr>
           <w:sz w:val="20"/>
         </w:rPr>
-        <w:t>8. Barrett T, Wilhite SE, Ledoux P, et al. NCBI GEO: archive for functional genomics data sets--update. Nucleic Acids Res. 2013;41(D1):D991-D995. doi:10.1093/nar/gks1193</w:t>
+        <w:t>8. McInnes L, Healy J, Melville J. UMAP: Uniform Manifold Approximation and Projection for Dimension Reduction. arXiv:1802.03426 [stat.ML]. 2018.</w:t>
       </w:r>
     </w:p>
     <w:p>
@@ -3027,7 +3037,7 @@
         <w:rPr>
           <w:sz w:val="20"/>
         </w:rPr>
-        <w:t>9. McInnes L, Healy J, Melville J. UMAP: Uniform Manifold Approximation and Projection for Dimension Reduction. arXiv:1802.03426 [stat.ML]. 2018.</w:t>
+        <w:t>9. Su Q, Kim SY, Adewale F, Zhou Y, Aldler C, Ni M, Wei Y, Burczynski ME, Atwal GS, Sleeman MW, Murphy AJ, Xin Y, Cheng X. Single-cell RNA transcriptome landscape of hepatocytes and non-parenchymal cells in healthy and NAFLD mouse liver. iScience. 2021;24(11):103233. doi:10.1016/j.isci.2021.103233</w:t>
       </w:r>
     </w:p>
     <w:p>
@@ -3039,19 +3049,7 @@
         <w:rPr>
           <w:sz w:val="20"/>
         </w:rPr>
-        <w:t>10. Su Q, Kim SY, Adewale F, Zhou Y, Aldler C, Ni M, Wei Y, Burczynski ME, Atwal GS, Sleeman MW, Murphy AJ, Xin Y, Cheng X. Single-cell RNA transcriptome landscape of hepatocytes and non-parenchymal cells in healthy and NAFLD mouse liver. iScience. 2021;24(11):103233. doi:10.1016/j.isci.2021.103233</w:t>
-      </w:r>
-    </w:p>
-    <w:p>
-      <w:pPr>
-        <w:spacing w:after="120" w:line="276" w:lineRule="auto"/>
-        <w:ind w:left="432" w:hanging="432"/>
-      </w:pPr>
-      <w:r>
-        <w:rPr>
-          <w:sz w:val="20"/>
-        </w:rPr>
-        <w:t>11. Remmerie A, Martens L, Thoné T, Castoldi A, Seurinck R, Pavie B, et al. Osteopontin Expression Identifies a Subset of Recruited Macrophages Distinct from Kupffer Cells in the Fatty Liver. Immunity. 2020;53(3):641-657.e14. doi:10.1016/j.immuni.2020.08.004</w:t>
+        <w:t>10. Remmerie A, Martens L, Thoné T, Castoldi A, Seurinck R, Pavie B, et al. Osteopontin Expression Identifies a Subset of Recruited Macrophages Distinct from Kupffer Cells in the Fatty Liver. Immunity. 2020;53(3):641-657.e14. doi:10.1016/j.immuni.2020.08.004</w:t>
       </w:r>
     </w:p>
     <w:sectPr>

--- a/manuscript/manuscript.docx
+++ b/manuscript/manuscript.docx
@@ -12,7 +12,7 @@
           <w:b/>
           <w:sz w:val="32"/>
         </w:rPr>
-        <w:t>Single-Cell-Informed Deconvolution Reveals That General Macrophage Infiltration, Not the S100A8-Hi Subset Specifically, Tracks Lipogenic Gene Expression in a Mouse Model of Steatotic Liver Disease</w:t>
+        <w:t>Cross-Validated Deconvolution Identifies General Hepatic Macrophage Burden, Not an S100A8-Hi Subset, as the Lipogenic-Gene Correlate in Mouse MASLD</w:t>
       </w:r>
     </w:p>
     <w:p>
@@ -1070,7 +1070,16 @@
     </w:p>
     <w:p>
       <w:r>
-        <w:t>In the axis-1 (WT vs Bcl2TG, HFD) validation cohort (n = 5 per group), the Macrophage_Kupffer deconvolution score was significantly higher in WT than TG (Wilcoxon p = 0.012, BH q = 0.024, Cohen's d = -2.86; Figure 2A), matching the direction of every individual macrophage marker gene (Adgre1, Csf1r, Clec4f, Cd68) in the original, fully replicated bulk DESeq2 analysis (Figure 2C). The S100A8hi_macrophage score trended in the same direction (Cohen's d = -0.92) but did not reach significance at this sample size (Wilcoxon p = 0.30, BH q = 0.36; Figure 2B) — consistent with the corresponding single-gene result (S100a8 nominal p = 0.039 but BH-adjusted p = 0.22 in the original n=5-vs-5 DESeq2 analysis). Four additional cell types reached BH q = 0.024 in the same direction as expected for a protective genotype (reduced HFD-associated immune infiltration in Bcl2TG): Dendritic_cell, NK_cell, Stellate_Fibroblast and T_cell; Hepatocyte scored higher in TG than WT (q = 0.024), consistent with proportionally less immune infiltrate diluting the hepatocyte signal in WT.</w:t>
+        <w:t xml:space="preserve">In the axis-1 (WT vs Bcl2TG, HFD) validation cohort (n = 5 per group), the Macrophage_Kupffer deconvolution score was significantly higher in WT than TG (Wilcoxon p = 0.012, BH q = 0.024, Cohen's d = -2.86; Figure 2A), matching the direction of every individual macrophage marker gene (Adgre1, Csf1r, Clec4f, Cd68) in the original, fully replicated bulk DESeq2 analysis (Figure 2C). The S100A8hi_macrophage score trended in the same direction (Cohen's d = -0.92) but did not reach significance at this sample size (Wilcoxon p = 0.30, BH q = 0.36; Figure 2B) — consistent with the corresponding single-gene result (S100a8 nominal p = 0.039 but BH-adjusted p = 0.22 in the original n=5-vs-5 DESeq2 analysis). Four additional cell types reached BH q = 0.024 in the same direction as expected for a protective genotype (reduced HFD-associated immune infiltration in Bcl2TG): Dendritic_cell, NK_cell, Stellate_Fibroblast and T_cell; Hepatocyte scored higher in TG than WT (q = 0.024), consistent with proportionally less immune infiltrate diluting the hepatocyte signal in WT. Full statistics (effect sizes, both tests, both BH-adjusted q-values) for all 12 cell types are provided in </w:t>
+      </w:r>
+      <w:r>
+        <w:rPr>
+          <w:i/>
+        </w:rPr>
+        <w:t>Data S1</w:t>
+      </w:r>
+      <w:r>
+        <w:t xml:space="preserve"> (Supplemental Data), generated from the same analysis that produced Figure 2.</w:t>
       </w:r>
     </w:p>
     <w:p>
@@ -1159,7 +1168,16 @@
         <w:t>≳</w:t>
       </w:r>
       <w:r>
-        <w:t xml:space="preserve"> 2.0-2.4 — larger than the effect sizes observed for either macrophage population, meaning the null result reflects limited power for moderate effects rather than a confirmed absence of any composition change. Two cell types showed nominal, BH-uncorrected effects at exactly the magnitude this design can detect: Neutrophil was lower in MKO (d = -2.42, p = 0.037) and Mast_cell was higher in MKO (d = 2.36, p = 0.037) under HFD (Figure 3E-F); neither survived correction across the 12-cell-type family (q = 0.22) and both require confirmation in an adequately powered cohort before mechanistic interpretation.</w:t>
+        <w:t xml:space="preserve"> 2.0-2.4 — larger than the effect sizes observed for either macrophage population, meaning the null result reflects limited power for moderate effects rather than a confirmed absence of any composition change. Two cell types showed nominal, BH-uncorrected effects at exactly the magnitude this design can detect: Neutrophil was lower in MKO (d = -2.42, p = 0.037) and Mast_cell was higher in MKO (d = 2.36, p = 0.037) under HFD (Figure 3E-F); neither survived correction across the 12-cell-type family (q = 0.22) and both require confirmation in an adequately powered cohort before mechanistic interpretation. Full results for all 12 cell types in both diets, underlying Figure 3, are in </w:t>
+      </w:r>
+      <w:r>
+        <w:rPr>
+          <w:i/>
+        </w:rPr>
+        <w:t>Data S2</w:t>
+      </w:r>
+      <w:r>
+        <w:t xml:space="preserve"> (Supplemental Data).</w:t>
       </w:r>
     </w:p>
     <w:p>
@@ -1239,7 +1257,16 @@
         <w:t>≥</w:t>
       </w:r>
       <w:r>
-        <w:t xml:space="preserve"> 0.42; Cd36: r = 0.11, q = 0.76; Figure 4B-C) — a consistent, reproducible null across the full cohort, within axis 1 alone, and within axis 2 alone.</w:t>
+        <w:t xml:space="preserve"> 0.42; Cd36: r = 0.11, q = 0.76; Figure 4B-C) — a consistent, reproducible null across the full cohort, within axis 1 alone, and within axis 2 alone. Full correlation results for all 30 tests (5 genes x 2 cell types x 3 sample subsets) are in </w:t>
+      </w:r>
+      <w:r>
+        <w:rPr>
+          <w:i/>
+        </w:rPr>
+        <w:t>Data S3</w:t>
+      </w:r>
+      <w:r>
+        <w:t xml:space="preserve"> (Supplemental Data).</w:t>
       </w:r>
     </w:p>
     <w:p>
@@ -2002,7 +2029,25 @@
     </w:p>
     <w:p>
       <w:r>
-        <w:t>In GSE156057 (CD45+-sorted, 77,655 cells, 40 clusters), three clusters matched the S100A8-hi, Ly6g-low criteria (S100a8/S100a9 percent-positive 97-99%, Ly6g/Camp/Ltf/Ngp all &lt; 5%), clearly separated from an unambiguous neutrophil cluster (S100a8/S100a9 100%, Ly6g 89%, Camp 88%, Ltf 80%, Ngp 95%) and from Clec4f-high resident Kupffer clusters (Figure 5A). Combined, these clusters comprised 5.0-7.8% of CD45</w:t>
+        <w:t xml:space="preserve">In GSE156057 (CD45+-sorted, 77,655 cells, 40 clusters), three clusters matched the S100A8-hi, Ly6g-low criteria (S100a8/S100a9 percent-positive 97-99%, Ly6g/Camp/Ltf/Ngp all &lt; 5%), clearly separated from an unambiguous neutrophil cluster (S100a8/S100a9 100%, Ly6g 89%, Camp 88%, Ltf 80%, Ngp 95%) and from Clec4f-high resident Kupffer clusters (Figure 5A; marker profile for all 40 clusters in </w:t>
+      </w:r>
+      <w:r>
+        <w:rPr>
+          <w:i/>
+        </w:rPr>
+        <w:t>Data S4</w:t>
+      </w:r>
+      <w:r>
+        <w:t xml:space="preserve">, top-5 marker genes per cluster in </w:t>
+      </w:r>
+      <w:r>
+        <w:rPr>
+          <w:i/>
+        </w:rPr>
+        <w:t>Data S5</w:t>
+      </w:r>
+      <w:r>
+        <w:t>). Combined, these clusters comprised 5.0-7.8% of CD45</w:t>
       </w:r>
       <w:r>
         <w:rPr>
@@ -2011,7 +2056,34 @@
         <w:t>+</w:t>
       </w:r>
       <w:r>
-        <w:t xml:space="preserve"> cells per sample and were more abundant under western diet (WD) than standard diet (SD) at 12 and 24 weeks (WD/SD ratio 1.45 and 1.21) but not at 36 weeks (ratio 0.81; Figure 5B) — directionally consistent with, though not statistically confirmable given the single-mouse-per-condition design, diet-dependent recruitment. In GSE166504 (whole-liver non-parenchymal cells with true biological replication: chow n = 6, NAFL n = 3, NASH n = 4 mice; 23,198 myeloid cells, 18 clusters), no cluster showed this combination: the only S100a8/S100a9-high cluster also carried high Camp/Ngp/Ltf and was author-labeled Neutrophil, while S100a8 positivity among monocyte/macrophage-lineage clusters varied only as a modest, continuous gradient (6-19%) uncorrelated with Csf1r positivity (Figure 5C) rather than resolving into a discrete population. We interpret this discrepancy as most consistent with immune-cell enrichment (CD45+ sorting, used both in this study's own scRNA-seq reference and in GSE156057) being necessary to resolve this population by unsupervised clustering at typical whole-liver sequencing depth, rather than as evidence that the population is an artifact specific to the single WT/TG reference pair used in the primary analysis (Section 2.2).</w:t>
+        <w:t xml:space="preserve"> cells per sample and were more abundant under western diet (WD) than standard diet (SD) at 12 and 24 weeks (WD/SD ratio 1.45 and 1.21) but not at 36 weeks (ratio 0.81; Figure 5B, full per-sample counts in </w:t>
+      </w:r>
+      <w:r>
+        <w:rPr>
+          <w:i/>
+        </w:rPr>
+        <w:t>Data S6</w:t>
+      </w:r>
+      <w:r>
+        <w:t xml:space="preserve">) — directionally consistent with, though not statistically confirmable given the single-mouse-per-condition design, diet-dependent recruitment. In GSE166504 (whole-liver non-parenchymal cells with true biological replication: chow n = 6, NAFL n = 3, NASH n = 4 mice; 23,198 myeloid cells, 18 clusters), no cluster showed this combination: the only S100a8/S100a9-high cluster also carried high Camp/Ngp/Ltf and was author-labeled Neutrophil, while S100a8 positivity among monocyte/macrophage-lineage clusters varied only as a modest, continuous gradient (6-19%) uncorrelated with Csf1r positivity (Figure 5C; full marker profile for all 18 clusters in </w:t>
+      </w:r>
+      <w:r>
+        <w:rPr>
+          <w:i/>
+        </w:rPr>
+        <w:t>Data S7</w:t>
+      </w:r>
+      <w:r>
+        <w:t xml:space="preserve">, cluster-to-author-label cross-tabulation in </w:t>
+      </w:r>
+      <w:r>
+        <w:rPr>
+          <w:i/>
+        </w:rPr>
+        <w:t>Data S8</w:t>
+      </w:r>
+      <w:r>
+        <w:t>) rather than resolving into a discrete population. We interpret this discrepancy as most consistent with immune-cell enrichment (CD45+ sorting, used both in this study's own scRNA-seq reference and in GSE156057) being necessary to resolve this population by unsupervised clustering at typical whole-liver sequencing depth, rather than as evidence that the population is an artifact specific to the single WT/TG reference pair used in the primary analysis (Section 2.2).</w:t>
       </w:r>
     </w:p>
     <w:p>
@@ -2304,7 +2376,88 @@
     </w:p>
     <w:p>
       <w:r>
-        <w:t>Full result tables underlying all figures and in-text statistics are available in the code repository (Section 2.8): results/11_axis1_stats_full.csv (axis 1 validation), results/11_MKO_stats_full.csv (axis 2 application), results/11_lipid_correlation_BH.csv (lipogenic-gene correlations), and results/11_marker_panel_QC.csv (Table S1 source data, below). Source data for the external validation analysis (Section 3.5, Figure 5) are in external_validation/results/: gse156057_pct_expr_by_cluster.csv and gse156057_cluster_markers.csv (full FindAllMarkers output, all 40 clusters; Figure 5A), gse156057_S100A8hi_proportions.csv (Figure 5B), and gse166504_pct_expr_by_cluster.csv with gse166504_cluster_vs_authorlabel.csv (Figure 5C).</w:t>
+        <w:t xml:space="preserve">Full result tables underlying all figures and in-text statistics are reported in a separate document, </w:t>
+      </w:r>
+      <w:r>
+        <w:rPr>
+          <w:i/>
+        </w:rPr>
+        <w:t>Supplemental Data (Data S1-S8)</w:t>
+      </w:r>
+      <w:r>
+        <w:t xml:space="preserve">, accompanying this manuscript: </w:t>
+      </w:r>
+      <w:r>
+        <w:rPr>
+          <w:i/>
+        </w:rPr>
+        <w:t>Data S1</w:t>
+      </w:r>
+      <w:r>
+        <w:t xml:space="preserve"> (full axis-1 deconvolution statistics, all 12 cell types), </w:t>
+      </w:r>
+      <w:r>
+        <w:rPr>
+          <w:i/>
+        </w:rPr>
+        <w:t>Data S2</w:t>
+      </w:r>
+      <w:r>
+        <w:t xml:space="preserve"> (full axis-2/MKO statistics), </w:t>
+      </w:r>
+      <w:r>
+        <w:rPr>
+          <w:i/>
+        </w:rPr>
+        <w:t>Data S3</w:t>
+      </w:r>
+      <w:r>
+        <w:t xml:space="preserve"> (full lipogenic-gene correlation statistics), </w:t>
+      </w:r>
+      <w:r>
+        <w:rPr>
+          <w:i/>
+        </w:rPr>
+        <w:t>Data S4</w:t>
+      </w:r>
+      <w:r>
+        <w:t xml:space="preserve"> (GSE156057 marker-gene percent-positive by cluster, all 40 clusters), </w:t>
+      </w:r>
+      <w:r>
+        <w:rPr>
+          <w:i/>
+        </w:rPr>
+        <w:t>Data S5</w:t>
+      </w:r>
+      <w:r>
+        <w:t xml:space="preserve"> (GSE156057 top-5 marker genes per cluster), </w:t>
+      </w:r>
+      <w:r>
+        <w:rPr>
+          <w:i/>
+        </w:rPr>
+        <w:t>Data S6</w:t>
+      </w:r>
+      <w:r>
+        <w:t xml:space="preserve"> (GSE156057 S100A8-hi cluster proportions by diet/timepoint), </w:t>
+      </w:r>
+      <w:r>
+        <w:rPr>
+          <w:i/>
+        </w:rPr>
+        <w:t>Data S7</w:t>
+      </w:r>
+      <w:r>
+        <w:t xml:space="preserve"> (GSE166504 marker-gene percent-positive by cluster, all 18 clusters), and </w:t>
+      </w:r>
+      <w:r>
+        <w:rPr>
+          <w:i/>
+        </w:rPr>
+        <w:t>Data S8</w:t>
+      </w:r>
+      <w:r>
+        <w:t xml:space="preserve"> (GSE166504 cluster-to-author-label cross-tabulation). Each Data S item states its source CSV and generating script for full reproducibility. The underlying raw CSV files are also available directly in the code repository (Section 2.8): results/11_axis1_stats_full.csv, results/11_MKO_stats_full.csv, results/11_lipid_correlation_BH.csv, results/11_marker_panel_QC.csv (Table S1 source data, below), and external_validation/results/*.csv.</w:t>
       </w:r>
     </w:p>
     <w:p>

--- a/manuscript/manuscript.docx
+++ b/manuscript/manuscript.docx
@@ -777,25 +777,37 @@
       </w:r>
     </w:p>
     <w:p>
-      <w:pPr>
-        <w:pStyle w:val="Heading2"/>
-      </w:pPr>
-      <w:r>
-        <w:t>2.3 Bulk RNA-seq data integration</w:t>
+      <w:r>
+        <w:t>To characterize the ontogeny of S100A8hi_macrophage more precisely than cell-type exclusion alone allows, the same reference was additionally scored against literature-established monocyte-recruitment (Ly6c2/Ccr2/Sell/Plac8/Chil3) and resident-Kupffer (Clec4f/Timd4/Vsig4/Cd5l/Marco) marker panels</w:t>
+      </w:r>
+      <w:r>
+        <w:rPr>
+          <w:sz w:val="22"/>
+          <w:vertAlign w:val="superscript"/>
+        </w:rPr>
+        <w:t>11</w:t>
+      </w:r>
+      <w:r>
+        <w:rPr>
+          <w:sz w:val="22"/>
+          <w:vertAlign w:val="superscript"/>
+        </w:rPr>
+        <w:t>12</w:t>
+      </w:r>
+      <w:r>
+        <w:rPr>
+          <w:sz w:val="22"/>
+          <w:vertAlign w:val="superscript"/>
+        </w:rPr>
+        <w:t>13</w:t>
+      </w:r>
+      <w:r>
+        <w:t>, both per-gene (percent of cells expressing) and as Seurat AddModuleScore composites. This additionally motivated splitting the Macrophage_Kupffer compartment's four constituent subclusters (Section 2.2, original resolution 0.8 clustering) into a Clec4f/Vsig4/Cd5l-high resident subset (2 subclusters, n = 862 cells) and a Ccr2/Plac8-high, partially Trem2/Gpnmb-high subset (2 subclusters, n = 1,766 cells) for this analysis only, since the two showed markedly different monocyte-recruitment marker positivity (Results 3.1); the single Macrophage_Kupffer label was retained for the deconvolution/bulk analyses in Sections 3.2-3.4, which do not depend on this distinction.</w:t>
       </w:r>
     </w:p>
     <w:p>
       <w:r>
-        <w:t>Per-sample raw counts were extracted from both GSE285614 supplementary tables, duplicate gene symbols were collapsed by summation, and the two gene sets were intersected (12,505 shared genes) before merging into a single 34-sample raw count matrix. The two genotype axes were kept labeled separately throughout all downstream analyses — although both contain a group labeled "WT", they were sequenced as independent DESeq2 runs/batches and were never pooled or treated as the same biological samples. Counts were converted to counts-per-million (CPM) per sample and log</w:t>
-      </w:r>
-      <w:r>
-        <w:rPr>
-          <w:vertAlign w:val="subscript"/>
-        </w:rPr>
-        <w:t>2</w:t>
-      </w:r>
-      <w:r>
-        <w:t>(CPM + 1)-transformed for variance stabilization prior to principal-component-based deconvolution.</w:t>
+        <w:t>Two further follow-up analyses (Results 3.6) used the same refined origin groups. Transcription-factor mRNA expression (C/EBP- and AP-1-family genes) was scored per-gene and as AddModuleScore composites, in place of formal target-gene-based TF activity inference: decoupleR's CollecTRI/DoRothEA network-fetching functions (get_collectri, get_dorothea, and the underlying OmnipathR transcriptional/import_transcriptional_interactions calls) all failed with the same "argument is of length zero" / organism-database join error, reproduced after reinstalling both packages from their GitHub development branches (OmnipathR 4.1.0, decoupleR 2.9.7) and after clearing the local OmnipathR cache; this was confirmed to be a currently open upstream bug (not specific to this machine or organism) via the package's public issue tracker. Transcriptional continuity between origin groups was assessed by building a fresh PCA (20 components) restricted to cells in the four refined origin groups only, then computing each cell's k = 30 nearest neighbors (FNN::get.knn) and averaging neighbor group identity within each origin group.</w:t>
       </w:r>
     </w:p>
     <w:p>
@@ -803,6 +815,28 @@
         <w:pStyle w:val="Heading2"/>
       </w:pPr>
       <w:r>
+        <w:t>2.3 Bulk RNA-seq data integration</w:t>
+      </w:r>
+    </w:p>
+    <w:p>
+      <w:r>
+        <w:t>Per-sample raw counts were extracted from both GSE285614 supplementary tables, duplicate gene symbols were collapsed by summation, and the two gene sets were intersected (12,505 shared genes) before merging into a single 34-sample raw count matrix. The two genotype axes were kept labeled separately throughout all downstream analyses — although both contain a group labeled "WT", they were sequenced as independent DESeq2 runs/batches and were never pooled or treated as the same biological samples. Counts were converted to counts-per-million (CPM) per sample and log</w:t>
+      </w:r>
+      <w:r>
+        <w:rPr>
+          <w:vertAlign w:val="subscript"/>
+        </w:rPr>
+        <w:t>2</w:t>
+      </w:r>
+      <w:r>
+        <w:t>(CPM + 1)-transformed for variance stabilization prior to principal-component-based deconvolution.</w:t>
+      </w:r>
+    </w:p>
+    <w:p>
+      <w:pPr>
+        <w:pStyle w:val="Heading2"/>
+      </w:pPr>
+      <w:r>
         <w:t>2.4 Cell-type deconvolution</w:t>
       </w:r>
     </w:p>
@@ -999,7 +1033,16 @@
     </w:p>
     <w:p>
       <w:r>
-        <w:t>S100A8hi_macrophage also showed minimal expression of Trem2 (0.9% of cells) and Gpnmb (2.1%), markers of lipid-associated/scar-associated macrophages, whereas these markers were concentrated instead within a subset of the broader Macrophage_Kupffer compartment (Trem2 42.1%, Gpnmb 23.5%; Figure 1B). This distinction is addressed further in Section 4.</w:t>
+        <w:t xml:space="preserve">S100A8hi_macrophage also showed minimal expression of Trem2 (0.9% of cells) and Gpnmb (2.1%), markers of lipid-associated/scar-associated macrophages, whereas these markers were concentrated instead within a subset of the broader Macrophage_Kupffer compartment (Trem2 42.1%, Gpnmb 23.5%; Figure 1B). The same Trem2/Gpnmb-high subset also carried the highest positivity for Ccr2 (76.6%), a canonical monocyte-recruitment receptor — compared with 14.5% in the remaining, Clec4f/Vsig4/Cd5l-high majority of the Macrophage_Kupffer compartment and only 3.0% in S100A8hi_macrophage itself (Methods 2.2; </w:t>
+      </w:r>
+      <w:r>
+        <w:rPr>
+          <w:i/>
+        </w:rPr>
+        <w:t>Data S9</w:t>
+      </w:r>
+      <w:r>
+        <w:t>), indicating that S100A8hi_macrophage does not carry the classical Ccr2-dependent monocyte-recruitment signature either, despite superficially resembling an early recruited-monocyte state by elimination alone. This distinction is addressed further in Section 4.</w:t>
       </w:r>
     </w:p>
     <w:p>
@@ -2151,42 +2194,56 @@
     </w:p>
     <w:p>
       <w:pPr>
-        <w:pStyle w:val="Heading1"/>
+        <w:pStyle w:val="Heading2"/>
       </w:pPr>
       <w:r>
-        <w:t>4. Discussion</w:t>
+        <w:t>3.6 Follow-up analysis: cross-dataset check of the origin finding, a transcription-factor trigger test, and a transcriptional-continuity check for fate</w:t>
       </w:r>
     </w:p>
     <w:p>
       <w:r>
-        <w:t xml:space="preserve">This study reprocesses a public bulk-and-single-cell RNA-seq dataset to ask a question the original analysis could not: whether the two genetic manipulations that block this adipocyte death-CD36 axis change the </w:t>
+        <w:t>As corroborating, secondary evidence to the per-gene panel in Section 3.1, composite monocyte-recruitment and resident-Kupffer scores (Seurat AddModuleScore) reproduced the same ranking across all four refined origin groups in the primary reference (</w:t>
       </w:r>
       <w:r>
         <w:rPr>
           <w:i/>
         </w:rPr>
-        <w:t>composition</w:t>
-      </w:r>
-      <w:r>
-        <w:t xml:space="preserve"> of the hepatic immune infiltrate, not just the expression of individual marker genes within it. Three results converge on a consistent interpretation. First, general hepatic macrophage/Kupffer abundance — not the S100A8-hi subset specifically — is the compositional signal that is both statistically robust in the validation cohort and correlated with hepatic lipogenic gene expression across the full 19-sample HFD cohort. Second, the S100A8-hi subset shows a directionally concordant trend at every checkpoint in this study (matching the replicated bulk marker-gene direction in axis 1, and trending lower in MKO as would be expected if the mechanism were partly compositional) but never reaches statistical significance on its own — a pattern our power analysis indicates is expected given the observed effect size (d </w:t>
+        <w:t>Data S10</w:t>
+      </w:r>
+      <w:r>
+        <w:t>, Figure S2). The Ccr2-based origin finding (Section 3.1) was then extended to the two external validation datasets. In GSE156057, the composite monocyte-recruitment score was, unexpectedly, higher rather than lower in S100A8hi_macrophage than in the (single, unsplit) Kupffer cluster group; per-gene inspection (</w:t>
       </w:r>
       <w:r>
         <w:rPr>
-          <w:rFonts w:ascii="Cambria Math" w:hAnsi="Cambria Math"/>
+          <w:i/>
         </w:rPr>
-        <w:t>≈</w:t>
-      </w:r>
-      <w:r>
-        <w:t xml:space="preserve"> 0.9) relative to what a 4-5-sample-per-group design can resolve (d </w:t>
+        <w:t>Data S4</w:t>
+      </w:r>
+      <w:r>
+        <w:t xml:space="preserve">, </w:t>
       </w:r>
       <w:r>
         <w:rPr>
-          <w:rFonts w:ascii="Cambria Math" w:hAnsi="Cambria Math"/>
+          <w:i/>
         </w:rPr>
-        <w:t>≳</w:t>
-      </w:r>
-      <w:r>
-        <w:t xml:space="preserve"> 2.0-2.4 at 80% power), not evidence against a real effect. Third, macrophage-specific S100a8 deletion (MKO) does not produce a statistically resolvable shift in broader immune composition in either diet. Taken together with the original study's finding that MKO is protective at the phenotypic and CD36-expression level</w:t>
+        <w:t>Data S11</w:t>
+      </w:r>
+      <w:r>
+        <w:t xml:space="preserve">) showed this reflects heterogeneity within GSE156057's own three-cluster S100A8-hi candidate set (Ccr2 positivity ranges 2.6-74.7% across the three), mirroring rather than contradicting the same within-group heterogeneity documented for the primary reference's Macrophage_Kupffer label (Section 3.1). This is a caution against over-interpreting composite scores at coarse cluster resolution, not a clean replication or refutation. In GSE166504, where no discrete S100A8-hi cluster exists, cluster-level S100a8 expression correlated negatively with the resident-Kupffer composite score across the 18 myeloid clusters (Spearman rho = -0.47, p = 0.05) but not with the monocyte-recruitment score (rho = 0.21, p = 0.41; </w:t>
+      </w:r>
+      <w:r>
+        <w:rPr>
+          <w:i/>
+        </w:rPr>
+        <w:t>Data S12</w:t>
+      </w:r>
+      <w:r>
+        <w:t>), weakly consistent with S100a8 tracking away from resident identity without clearly supporting classical monocyte recruitment either (Figure S3, Figure S4).</w:t>
+      </w:r>
+    </w:p>
+    <w:p>
+      <w:r>
+        <w:t>The source paper proposed, but did not test, that C/EBP or AP-1 family transcription factors regulate S100A8 induction</w:t>
       </w:r>
       <w:r>
         <w:rPr>
@@ -2196,6 +2253,135 @@
         <w:t>1</w:t>
       </w:r>
       <w:r>
+        <w:t xml:space="preserve">. Formal TF activity inference (decoupleR with the CollecTRI/DoRothEA regulon networks) was attempted but failed in this computing environment because of a currently open, unresolved upstream bug in OmnipathR's organism database (reproduced after updating to the latest GitHub development version of both OmnipathR and decoupleR; independently reported by other users, GitHub saezlab/OmnipathR issues #128 and #121; Methods 2.2). As a transparent fallback, TF mRNA expression itself was used as a proxy. Across all 34 bulk samples, no C/EBP- or AP-1-family gene's expression reached BH q &lt; 0.05 against either S100a9 expression or the deconvolved S100A8hi_macrophage score (9 genes tested; </w:t>
+      </w:r>
+      <w:r>
+        <w:rPr>
+          <w:i/>
+        </w:rPr>
+        <w:t>Data S13</w:t>
+      </w:r>
+      <w:r>
+        <w:t xml:space="preserve">). In the primary scRNA reference, Cebpa — the C/EBP paralog most implicated in myeloid inflammatory gene induction in the literature — was in fact lowest in S100A8hi_macrophage (4.4% positive) and highest in the Ccr2-high Macrophage_MoMF_LAM subset (51.1%; </w:t>
+      </w:r>
+      <w:r>
+        <w:rPr>
+          <w:i/>
+        </w:rPr>
+        <w:t>Data S14</w:t>
+      </w:r>
+      <w:r>
+        <w:t xml:space="preserve">), the opposite of what a simple "C/EBP drives S100A8-hi identity" model would predict; the AP-1 composite score did not distinguish S100A8hi_macrophage from Macrophage_MoMF_LAM at all (Cohen's d = 0.02, Wilcoxon p = 0.74; </w:t>
+      </w:r>
+      <w:r>
+        <w:rPr>
+          <w:i/>
+        </w:rPr>
+        <w:t>Data S15</w:t>
+      </w:r>
+      <w:r>
+        <w:t>). This mRNA-level proxy cannot fully substitute for target-gene-based activity inference, but within that limitation, neither proposed transcription-factor family shows the pattern this hypothesis would predict (Figure S5, Figure S6).</w:t>
+      </w:r>
+    </w:p>
+    <w:p>
+      <w:r>
+        <w:t xml:space="preserve">Finally, whether S100A8hi_macrophage is a transient state that matures toward the Kupffer/lipid-associated-macrophage lineage, or a stable and distinct state, was tested two ways. GSE156057's diet-timepoint design (12/24/36 weeks) allowed a compositional-trend test, but with only one sample per timepoint per diet this is severely underpowered (n = 3 timepoints/diet); under western diet, the S100A8hi_macrophage proportion trended downward (slope = -0.0010/week) while the Kupffer proportion trended upward (+0.0003/week) — directionally consistent with a maturation model but not statistically distinguishable from zero (p = 0.17 and p = 0.60; </w:t>
+      </w:r>
+      <w:r>
+        <w:rPr>
+          <w:i/>
+        </w:rPr>
+        <w:t>Data S16</w:t>
+      </w:r>
+      <w:r>
+        <w:t>). A transcriptional-continuity check gave a clearer answer: within a PCA space built from only the four refined origin groups, each cell's k = 30 nearest neighbors were overwhelmingly (96.2%) also S100A8hi_macrophage, with only 1.6% "leaking" into Macrophage_MoMF_LAM and 2.0% into Kupffer_resident — whereas Kupffer_resident and Macrophage_MoMF_LAM leak into each other at 7.3%/2.6%, consistent with the established, continuous monocyte-to-Kupffer differentiation trajectory</w:t>
+      </w:r>
+      <w:r>
+        <w:rPr>
+          <w:sz w:val="22"/>
+          <w:vertAlign w:val="superscript"/>
+        </w:rPr>
+        <w:t>11</w:t>
+      </w:r>
+      <w:r>
+        <w:rPr>
+          <w:sz w:val="22"/>
+          <w:vertAlign w:val="superscript"/>
+        </w:rPr>
+        <w:t>12</w:t>
+      </w:r>
+      <w:r>
+        <w:rPr>
+          <w:sz w:val="22"/>
+          <w:vertAlign w:val="superscript"/>
+        </w:rPr>
+        <w:t>13</w:t>
+      </w:r>
+      <w:r>
+        <w:t xml:space="preserve"> (</w:t>
+      </w:r>
+      <w:r>
+        <w:rPr>
+          <w:i/>
+        </w:rPr>
+        <w:t>Data S17</w:t>
+      </w:r>
+      <w:r>
+        <w:t>, Figure S7-S9). S100A8hi_macrophage is therefore transcriptionally discrete rather than positioned as an early point along that same trajectory, arguing against a simple "early recruit that matures into a Kupffer/LAM-like cell" model of its fate.</w:t>
+      </w:r>
+    </w:p>
+    <w:p>
+      <w:r>
+        <w:br w:type="page"/>
+      </w:r>
+    </w:p>
+    <w:p>
+      <w:pPr>
+        <w:pStyle w:val="Heading1"/>
+      </w:pPr>
+      <w:r>
+        <w:t>4. Discussion</w:t>
+      </w:r>
+    </w:p>
+    <w:p>
+      <w:r>
+        <w:t xml:space="preserve">This study reprocesses a public bulk-and-single-cell RNA-seq dataset to ask a question the original analysis could not: whether the two genetic manipulations that block this adipocyte death-CD36 axis change the </w:t>
+      </w:r>
+      <w:r>
+        <w:rPr>
+          <w:i/>
+        </w:rPr>
+        <w:t>composition</w:t>
+      </w:r>
+      <w:r>
+        <w:t xml:space="preserve"> of the hepatic immune infiltrate, not just the expression of individual marker genes within it. Three results converge on a consistent interpretation. First, general hepatic macrophage/Kupffer abundance — not the S100A8-hi subset specifically — is the compositional signal that is both statistically robust in the validation cohort and correlated with hepatic lipogenic gene expression across the full 19-sample HFD cohort. Second, the S100A8-hi subset shows a directionally concordant trend at every checkpoint in this study (matching the replicated bulk marker-gene direction in axis 1, and trending lower in MKO as would be expected if the mechanism were partly compositional) but never reaches statistical significance on its own — a pattern our power analysis indicates is expected given the observed effect size (d </w:t>
+      </w:r>
+      <w:r>
+        <w:rPr>
+          <w:rFonts w:ascii="Cambria Math" w:hAnsi="Cambria Math"/>
+        </w:rPr>
+        <w:t>≈</w:t>
+      </w:r>
+      <w:r>
+        <w:t xml:space="preserve"> 0.9) relative to what a 4-5-sample-per-group design can resolve (d </w:t>
+      </w:r>
+      <w:r>
+        <w:rPr>
+          <w:rFonts w:ascii="Cambria Math" w:hAnsi="Cambria Math"/>
+        </w:rPr>
+        <w:t>≳</w:t>
+      </w:r>
+      <w:r>
+        <w:t xml:space="preserve"> 2.0-2.4 at 80% power), not evidence against a real effect. Third, macrophage-specific S100a8 deletion (MKO) does not produce a statistically resolvable shift in broader immune composition in either diet. Taken together with the original study's finding that MKO is protective at the phenotypic and CD36-expression level</w:t>
+      </w:r>
+      <w:r>
+        <w:rPr>
+          <w:sz w:val="22"/>
+          <w:vertAlign w:val="superscript"/>
+        </w:rPr>
+        <w:t>1</w:t>
+      </w:r>
+      <w:r>
         <w:t>, the most parsimonious interpretation is that S100A8 acts primarily through a gene-regulatory mechanism within the existing macrophage compartment (i.e., loss of S100A8 protein function suppresses CCN3 regardless of macrophage abundance) rather than by changing which or how many immune cells infiltrate the liver — though, given the power limitations discussed below, this should be read as a hypothesis refined rather than a mechanism confirmed.</w:t>
       </w:r>
     </w:p>
@@ -2239,7 +2425,41 @@
         <w:t>10</w:t>
       </w:r>
       <w:r>
-        <w:t xml:space="preserve"> and related work: in the primary reference, S100A8hi_macrophage showed minimal Trem2 (0.9%) and Gpnmb (2.1%) positivity, while these markers were concentrated instead within the broader Macrophage_Kupffer compartment (Trem2 42.1%, Gpnmb 23.5%; Section 3.1). Combined with its transient, diet-reversible abundance pattern in GSE156057 (Section 3.5), this profile is more consistent with an early, acutely inflammatory, recently recruited monocyte-derived state responding to adipocyte death than with the chronically lipid-laden lipid-associated-macrophage phenotype that develops later in disease progression.</w:t>
+        <w:t xml:space="preserve"> and related work: in the primary reference, S100A8hi_macrophage showed minimal Trem2 (0.9%) and Gpnmb (2.1%) positivity, while these markers were concentrated instead within a Ccr2-high (76.6%), Trem2/Gpnmb-high subset of the broader Macrophage_Kupffer compartment that itself carries the canonical monocyte-recruitment signature S100A8hi_macrophage lacks (Ccr2 3.0%, Plac8 19.5% vs. 69.5% in that same subset; Section 3.1, Data S9). S100A8hi_macrophage is therefore transcriptionally distinct not only from mature LAM/Kupffer identity but also from the classical Ccr2-dependent monocyte-recruitment program — it does not simply occupy an early point on the same Ccr2-high recruitment-to-LAM trajectory that this dataset's Macrophage_Kupffer compartment does</w:t>
+      </w:r>
+      <w:r>
+        <w:rPr>
+          <w:sz w:val="22"/>
+          <w:vertAlign w:val="superscript"/>
+        </w:rPr>
+        <w:t>11</w:t>
+      </w:r>
+      <w:r>
+        <w:rPr>
+          <w:sz w:val="22"/>
+          <w:vertAlign w:val="superscript"/>
+        </w:rPr>
+        <w:t>12</w:t>
+      </w:r>
+      <w:r>
+        <w:rPr>
+          <w:sz w:val="22"/>
+          <w:vertAlign w:val="superscript"/>
+        </w:rPr>
+        <w:t>13</w:t>
+      </w:r>
+      <w:r>
+        <w:t>. Combined with its transient, diet-reversible abundance pattern in GSE156057 (Section 3.5), this argues against a straightforward, freshly-recruited classical monocyte origin and instead favors one of the source paper's own alternative hypotheses</w:t>
+      </w:r>
+      <w:r>
+        <w:rPr>
+          <w:sz w:val="22"/>
+          <w:vertAlign w:val="superscript"/>
+        </w:rPr>
+        <w:t>1</w:t>
+      </w:r>
+      <w:r>
+        <w:t xml:space="preserve"> — induction of S100A8 directly within a myeloid population already present in the liver, or recruitment via a non-Ccr2-dependent route — over the simpler recently-recruited-monocyte model; distinguishing between these remaining possibilities would require lineage-tracing or fate-mapping data beyond what transcriptomic clustering alone can resolve.</w:t>
       </w:r>
     </w:p>
     <w:p>
@@ -2382,7 +2602,7 @@
         <w:rPr>
           <w:i/>
         </w:rPr>
-        <w:t>Supplemental Data (Data S1-S8)</w:t>
+        <w:t>Supplemental Data (Data S1-S17, Figure S1-S9)</w:t>
       </w:r>
       <w:r>
         <w:t xml:space="preserve">, accompanying this manuscript: </w:t>
@@ -2448,7 +2668,7 @@
         <w:t>Data S7</w:t>
       </w:r>
       <w:r>
-        <w:t xml:space="preserve"> (GSE166504 marker-gene percent-positive by cluster, all 18 clusters), and </w:t>
+        <w:t xml:space="preserve"> (GSE166504 marker-gene percent-positive by cluster, all 18 clusters), </w:t>
       </w:r>
       <w:r>
         <w:rPr>
@@ -2457,7 +2677,97 @@
         <w:t>Data S8</w:t>
       </w:r>
       <w:r>
-        <w:t xml:space="preserve"> (GSE166504 cluster-to-author-label cross-tabulation). Each Data S item states its source CSV and generating script for full reproducibility. The underlying raw CSV files are also available directly in the code repository (Section 2.8): results/11_axis1_stats_full.csv, results/11_MKO_stats_full.csv, results/11_lipid_correlation_BH.csv, results/11_marker_panel_QC.csv (Table S1 source data, below), and external_validation/results/*.csv.</w:t>
+        <w:t xml:space="preserve"> (GSE166504 cluster-to-author-label cross-tabulation), </w:t>
+      </w:r>
+      <w:r>
+        <w:rPr>
+          <w:i/>
+        </w:rPr>
+        <w:t>Data S9</w:t>
+      </w:r>
+      <w:r>
+        <w:t xml:space="preserve"> (monocyte-recruitment vs. resident-Kupffer marker panel, per-gene, across S100A8hi_macrophage, the two Macrophage_Kupffer subsets described in Methods 2.2, and Neutrophil; Section 3.1, Section 4), </w:t>
+      </w:r>
+      <w:r>
+        <w:rPr>
+          <w:i/>
+        </w:rPr>
+        <w:t>Data S10</w:t>
+      </w:r>
+      <w:r>
+        <w:t xml:space="preserve"> (origin composite-score statistics, primary reference), </w:t>
+      </w:r>
+      <w:r>
+        <w:rPr>
+          <w:i/>
+        </w:rPr>
+        <w:t>Data S11</w:t>
+      </w:r>
+      <w:r>
+        <w:t xml:space="preserve"> (origin-signature score comparisons, GSE156057), </w:t>
+      </w:r>
+      <w:r>
+        <w:rPr>
+          <w:i/>
+        </w:rPr>
+        <w:t>Data S12</w:t>
+      </w:r>
+      <w:r>
+        <w:t xml:space="preserve"> (origin score vs. S100a8 expression, GSE166504, cluster-level), </w:t>
+      </w:r>
+      <w:r>
+        <w:rPr>
+          <w:i/>
+        </w:rPr>
+        <w:t>Data S13</w:t>
+      </w:r>
+      <w:r>
+        <w:t xml:space="preserve"> (TF mRNA vs. S100a9/S100A8hi score, bulk RNA-seq, all 34 samples), </w:t>
+      </w:r>
+      <w:r>
+        <w:rPr>
+          <w:i/>
+        </w:rPr>
+        <w:t>Data S14</w:t>
+      </w:r>
+      <w:r>
+        <w:t xml:space="preserve"> (C/EBP and AP-1 TF mRNA panel by origin group, primary reference), </w:t>
+      </w:r>
+      <w:r>
+        <w:rPr>
+          <w:i/>
+        </w:rPr>
+        <w:t>Data S15</w:t>
+      </w:r>
+      <w:r>
+        <w:t xml:space="preserve"> (C/EBP-score and AP1-score composite comparisons), </w:t>
+      </w:r>
+      <w:r>
+        <w:rPr>
+          <w:i/>
+        </w:rPr>
+        <w:t>Data S16</w:t>
+      </w:r>
+      <w:r>
+        <w:t xml:space="preserve"> (S100A8hi_macrophage vs. Kupffer proportion trend over time, GSE156057), and </w:t>
+      </w:r>
+      <w:r>
+        <w:rPr>
+          <w:i/>
+        </w:rPr>
+        <w:t>Data S17</w:t>
+      </w:r>
+      <w:r>
+        <w:t xml:space="preserve"> (PCA-space nearest-neighbor composition by origin group; Section 3.6, Section 4). The same document also contains </w:t>
+      </w:r>
+      <w:r>
+        <w:rPr>
+          <w:i/>
+        </w:rPr>
+        <w:t>Figure S1-S9</w:t>
+      </w:r>
+      <w:r>
+        <w:t>, the figures underlying Section 3.6's follow-up analysis (origin marker dot plots, composite-score violin plots, cross-dataset correlation scatter plots, TF correlation/dot plots, compositional-trend and restricted-UMAP plots). Each Data S and Figure S item states its source CSV/PNG and generating script for full reproducibility. The underlying raw CSV files are also available directly in the code repository (Section 2.8): results/11_axis1_stats_full.csv, results/11_MKO_stats_full.csv, results/11_lipid_correlation_BH.csv, results/11_marker_panel_QC.csv (Table S1 source data, below), results/13_origin_marker_panel_percluster.csv, results/14_tf_*.csv, results/15_fate_*.csv, and external_validation/results/*.csv.</w:t>
       </w:r>
     </w:p>
     <w:p>
@@ -3205,6 +3515,42 @@
         <w:t>10. Remmerie A, Martens L, Thoné T, Castoldi A, Seurinck R, Pavie B, et al. Osteopontin Expression Identifies a Subset of Recruited Macrophages Distinct from Kupffer Cells in the Fatty Liver. Immunity. 2020;53(3):641-657.e14. doi:10.1016/j.immuni.2020.08.004</w:t>
       </w:r>
     </w:p>
+    <w:p>
+      <w:pPr>
+        <w:spacing w:after="120" w:line="276" w:lineRule="auto"/>
+        <w:ind w:left="432" w:hanging="432"/>
+      </w:pPr>
+      <w:r>
+        <w:rPr>
+          <w:sz w:val="20"/>
+        </w:rPr>
+        <w:t>11. Guilliams M, Bonnardel J, Haest B, Vanderborght B, Wagner C, Remmerie A, et al. Spatial proteogenomics reveals distinct and evolutionarily conserved hepatic macrophage niches. Cell. 2022;185(2):379-396.e38. doi:10.1016/j.cell.2021.12.018</w:t>
+      </w:r>
+    </w:p>
+    <w:p>
+      <w:pPr>
+        <w:spacing w:after="120" w:line="276" w:lineRule="auto"/>
+        <w:ind w:left="432" w:hanging="432"/>
+      </w:pPr>
+      <w:r>
+        <w:rPr>
+          <w:sz w:val="20"/>
+        </w:rPr>
+        <w:t>12. Scott CL, Zheng F, De Baetselier P, Martens L, Saeys Y, De Prijck S, et al. Bone marrow-derived monocytes give rise to self-renewing and fully differentiated Kupffer cells. Nat Commun. 2016;7:10321. doi:10.1038/ncomms10321</w:t>
+      </w:r>
+    </w:p>
+    <w:p>
+      <w:pPr>
+        <w:spacing w:after="120" w:line="276" w:lineRule="auto"/>
+        <w:ind w:left="432" w:hanging="432"/>
+      </w:pPr>
+      <w:r>
+        <w:rPr>
+          <w:sz w:val="20"/>
+        </w:rPr>
+        <w:t>13. Bonnardel J, T'Jonck W, Gaublomme D, Browaeys R, Scott CL, Martens L, et al. Stellate Cells, Hepatocytes, and Endothelial Cells Imprint the Kupffer Cell Identity on Monocytes Colonizing the Liver Macrophage Niche. Immunity. 2019;51(4):638-654.e9. doi:10.1016/j.immuni.2019.08.017</w:t>
+      </w:r>
+    </w:p>
     <w:sectPr>
       <w:pgSz w:w="12240" w:h="15840"/>
       <w:pgMar w:top="1440" w:right="1440" w:bottom="1440" w:left="1440" w:header="720" w:footer="720" w:gutter="0"/>

--- a/manuscript/manuscript.docx
+++ b/manuscript/manuscript.docx
@@ -768,12 +768,93 @@
         <w:t>8</w:t>
       </w:r>
       <w:r>
-        <w:t>.</w:t>
+        <w:t xml:space="preserve"> (per-sample QC metrics before/after filtering: </w:t>
+      </w:r>
+      <w:r>
+        <w:rPr>
+          <w:i/>
+        </w:rPr>
+        <w:t>Figure S10</w:t>
+      </w:r>
+      <w:r>
+        <w:t xml:space="preserve">, </w:t>
+      </w:r>
+      <w:r>
+        <w:rPr>
+          <w:i/>
+        </w:rPr>
+        <w:t>Data S18</w:t>
+      </w:r>
+      <w:r>
+        <w:t xml:space="preserve">; full 28-cluster UMAP, by cluster and by genotype: </w:t>
+      </w:r>
+      <w:r>
+        <w:rPr>
+          <w:i/>
+        </w:rPr>
+        <w:t>Figure S11</w:t>
+      </w:r>
+      <w:r>
+        <w:t xml:space="preserve">, </w:t>
+      </w:r>
+      <w:r>
+        <w:rPr>
+          <w:i/>
+        </w:rPr>
+        <w:t>Figure S12</w:t>
+      </w:r>
+      <w:r>
+        <w:t>).</w:t>
       </w:r>
     </w:p>
     <w:p>
       <w:r>
-        <w:t>Cluster identities were assigned from canonical marker genes (e.g., Alb/Apoa1/Cyp2e1, hepatocyte; Clec4f/Csf1r/Adgre1/Cd68, macrophage/Kupffer; Pecam1/Stab2/Clec4g, endothelial; Dcn/Pdgfrb, stellate/fibroblast; Cd3e/Cd3d, T cell; Cd79a/Ms4a1, B cell; Ncr1, NK cell; Krt19/Epcam, cholangiocyte) together with FindAllMarkers (Wilcoxon rank-sum test, only.pos = TRUE, min.pct = 0.25, logFC threshold = 0.5). Twenty-eight clusters were collapsed into 12 cell types. Two low-confidence clusters (973/19,140 cells, 5.1%) were excluded before downstream analysis: one dominated by ambient-RNA/mitochondrial genes and one defined only by cell-cycle genes with no clear lineage identity. Critically, S100a8/S100a9-positive myeloid cells resolved into two transcriptionally distinct clusters: an "S100A8hi_macrophage" population (S100a8/S100a9-positive, Ly6g-negative, partially Csf1r/Cd68/Adgre1-positive — monocyte/macrophage lineage) and a "Neutrophil" population (S100a8/S100a9-positive together with Ly6g, Camp, Ltf, Ngp and Mpo — mature granulocyte lineage; Figure 1B). These were kept as separate cell types throughout, since collapsing them would confound the population of biological interest with an unrelated granulocyte lineage that also expresses S100a8/S100a9.</w:t>
+        <w:t xml:space="preserve">Cluster identities were assigned from canonical marker genes (e.g., Alb/Apoa1/Cyp2e1, hepatocyte; Clec4f/Csf1r/Adgre1/Cd68, macrophage/Kupffer; Pecam1/Stab2/Clec4g, endothelial; Dcn/Pdgfrb, stellate/fibroblast; Cd3e/Cd3d, T cell; Cd79a/Ms4a1, B cell; Ncr1, NK cell; Krt19/Epcam, cholangiocyte) together with FindAllMarkers (Wilcoxon rank-sum test, only.pos = TRUE, min.pct = 0.25, logFC threshold = 0.5; full marker-gene panel and per-cluster sizes: </w:t>
+      </w:r>
+      <w:r>
+        <w:rPr>
+          <w:i/>
+        </w:rPr>
+        <w:t>Figure S13</w:t>
+      </w:r>
+      <w:r>
+        <w:t xml:space="preserve">, </w:t>
+      </w:r>
+      <w:r>
+        <w:rPr>
+          <w:i/>
+        </w:rPr>
+        <w:t>Data S19</w:t>
+      </w:r>
+      <w:r>
+        <w:t xml:space="preserve">). Twenty-eight clusters were collapsed into 12 cell types (counts by genotype: </w:t>
+      </w:r>
+      <w:r>
+        <w:rPr>
+          <w:i/>
+        </w:rPr>
+        <w:t>Data S20</w:t>
+      </w:r>
+      <w:r>
+        <w:t xml:space="preserve">; final annotated UMAP: </w:t>
+      </w:r>
+      <w:r>
+        <w:rPr>
+          <w:i/>
+        </w:rPr>
+        <w:t>Figure S14</w:t>
+      </w:r>
+      <w:r>
+        <w:t xml:space="preserve">). Two low-confidence clusters (973/19,140 cells, 5.1%) were excluded before downstream analysis: one dominated by ambient-RNA/mitochondrial genes and one defined only by cell-cycle genes with no clear lineage identity. Critically, S100a8/S100a9-positive myeloid cells resolved into two transcriptionally distinct clusters: an "S100A8hi_macrophage" population (S100a8/S100a9-positive, Ly6g-negative, partially Csf1r/Cd68/Adgre1-positive — monocyte/macrophage lineage) and a "Neutrophil" population (S100a8/S100a9-positive together with Ly6g, Camp, Ltf, Ngp and Mpo — mature granulocyte lineage; Figure 1B, </w:t>
+      </w:r>
+      <w:r>
+        <w:rPr>
+          <w:i/>
+        </w:rPr>
+        <w:t>Figure S15</w:t>
+      </w:r>
+      <w:r>
+        <w:t>). These were kept as separate cell types throughout, since collapsing them would confound the population of biological interest with an unrelated granulocyte lineage that also expresses S100a8/S100a9.</w:t>
       </w:r>
     </w:p>
     <w:p>
@@ -820,7 +901,16 @@
     </w:p>
     <w:p>
       <w:r>
-        <w:t>Per-sample raw counts were extracted from both GSE285614 supplementary tables, duplicate gene symbols were collapsed by summation, and the two gene sets were intersected (12,505 shared genes) before merging into a single 34-sample raw count matrix. The two genotype axes were kept labeled separately throughout all downstream analyses — although both contain a group labeled "WT", they were sequenced as independent DESeq2 runs/batches and were never pooled or treated as the same biological samples. Counts were converted to counts-per-million (CPM) per sample and log</w:t>
+        <w:t xml:space="preserve">Per-sample raw counts were extracted from both GSE285614 supplementary tables, duplicate gene symbols were collapsed by summation, and the two gene sets were intersected (12,505 shared genes) before merging into a single 34-sample raw count matrix (full sample-level metadata: </w:t>
+      </w:r>
+      <w:r>
+        <w:rPr>
+          <w:i/>
+        </w:rPr>
+        <w:t>Data S22</w:t>
+      </w:r>
+      <w:r>
+        <w:t>). The two genotype axes were kept labeled separately throughout all downstream analyses — although both contain a group labeled "WT", they were sequenced as independent DESeq2 runs/batches and were never pooled or treated as the same biological samples. Counts were converted to counts-per-million (CPM) per sample and log</w:t>
       </w:r>
       <w:r>
         <w:rPr>
@@ -861,7 +951,25 @@
         <w:t>same</w:t>
       </w:r>
       <w:r>
-        <w:t xml:space="preserve"> cell type across samples or groups, not for comparing magnitude between different cell types.</w:t>
+        <w:t xml:space="preserve"> cell type across samples or groups, not for comparing magnitude between different cell types (full per-sample, per-cell-type scores, all 34 bulk samples: </w:t>
+      </w:r>
+      <w:r>
+        <w:rPr>
+          <w:i/>
+        </w:rPr>
+        <w:t>Data S23</w:t>
+      </w:r>
+      <w:r>
+        <w:t xml:space="preserve">; summary overview figure: </w:t>
+      </w:r>
+      <w:r>
+        <w:rPr>
+          <w:i/>
+        </w:rPr>
+        <w:t>Figure S22</w:t>
+      </w:r>
+      <w:r>
+        <w:t>).</w:t>
       </w:r>
     </w:p>
     <w:p>
@@ -888,7 +996,25 @@
     </w:p>
     <w:p>
       <w:r>
-        <w:t>We initially validated the axis-1 (WT vs Bcl2TG, HFD) deconvolution against cell-type proportions counted directly from the single WT/TG scRNA-seq sample pair. This showed the S100A8hi_macrophage proportion as higher in TG than WT (3.55% vs 2.43%, a 1.46-fold difference), whereas the deconvolution estimated the opposite direction (WT &gt; TG). Because a single biological replicate per group cannot establish a population-level direction, we treated this apparent discrepancy as inconclusive rather than as validation failure, and instead checked the direction of the original, fully replicated (n=5 WT vs n=5 TG) bulk DESeq2 result for the same marker genes in the identical comparison, obtained from the same publicly deposited supplementary table used for count extraction (Section 2.3). S100a8 (log</w:t>
+        <w:t xml:space="preserve">We initially validated the axis-1 (WT vs Bcl2TG, HFD) deconvolution against cell-type proportions counted directly from the single WT/TG scRNA-seq sample pair. This showed the S100A8hi_macrophage proportion as higher in TG than WT (3.55% vs 2.43%, a 1.46-fold difference; all 12 cell types: </w:t>
+      </w:r>
+      <w:r>
+        <w:rPr>
+          <w:i/>
+        </w:rPr>
+        <w:t>Figure S16</w:t>
+      </w:r>
+      <w:r>
+        <w:t xml:space="preserve">, </w:t>
+      </w:r>
+      <w:r>
+        <w:rPr>
+          <w:i/>
+        </w:rPr>
+        <w:t>Data S21</w:t>
+      </w:r>
+      <w:r>
+        <w:t>), whereas the deconvolution estimated the opposite direction (WT &gt; TG). Because a single biological replicate per group cannot establish a population-level direction, we treated this apparent discrepancy as inconclusive rather than as validation failure, and instead checked the direction of the original, fully replicated (n=5 WT vs n=5 TG) bulk DESeq2 result for the same marker genes in the identical comparison, obtained from the same publicly deposited supplementary table used for count extraction (Section 2.3). S100a8 (log</w:t>
       </w:r>
       <w:r>
         <w:rPr>
@@ -906,7 +1032,34 @@
         <w:t>2</w:t>
       </w:r>
       <w:r>
-        <w:t xml:space="preserve"> fold-change = -0.74, p = 0.004, BH-adjusted p = 0.050) and other macrophage markers (Adgre1, Csf1r, Clec4f, Ptprc) were all higher in WT than TG, matching the deconvolution direction rather than the single-pair scRNA-seq comparison (Figure 2C). This is also the direction predicted mechanistically: Bcl2 overexpression blocks adipocyte apoptosis and is therefore protective, so Bcl2TG mice are expected to show </w:t>
+        <w:t xml:space="preserve"> fold-change = -0.74, p = 0.004, BH-adjusted p = 0.050) and other macrophage markers (Adgre1, Csf1r, Clec4f, Ptprc) were all higher in WT than TG, matching the deconvolution direction rather than the single-pair scRNA-seq comparison (Figure 2C; full marker-direction cross-check and per-cell-type validation statistics: </w:t>
+      </w:r>
+      <w:r>
+        <w:rPr>
+          <w:i/>
+        </w:rPr>
+        <w:t>Data S24</w:t>
+      </w:r>
+      <w:r>
+        <w:t xml:space="preserve">; all 12 cell types, exploratory versions of Figure 2A-B: </w:t>
+      </w:r>
+      <w:r>
+        <w:rPr>
+          <w:i/>
+        </w:rPr>
+        <w:t>Figure S17</w:t>
+      </w:r>
+      <w:r>
+        <w:t xml:space="preserve">, </w:t>
+      </w:r>
+      <w:r>
+        <w:rPr>
+          <w:i/>
+        </w:rPr>
+        <w:t>Figure S18</w:t>
+      </w:r>
+      <w:r>
+        <w:t xml:space="preserve">). This is also the direction predicted mechanistically: Bcl2 overexpression blocks adipocyte apoptosis and is therefore protective, so Bcl2TG mice are expected to show </w:t>
       </w:r>
       <w:r>
         <w:rPr>
@@ -980,7 +1133,25 @@
         <w:t>10</w:t>
       </w:r>
       <w:r>
-        <w:t>), CD45+-sorted mouse liver immune cells across standard diet (SD) vs western diet (WD), 12/24/36-week timepoints (one sample per condition-timepoint -- pseudo-replicates across independent mice/times, not within-condition biological replicates), reclustered de novo (77,655 cells, resolution = 0.8, 40 clusters). For each dataset we determined whether any cluster matched the marker criteria and, where present, computed its proportion of CD45+/myeloid cells across conditions.</w:t>
+        <w:t xml:space="preserve">), CD45+-sorted mouse liver immune cells across standard diet (SD) vs western diet (WD), 12/24/36-week timepoints (one sample per condition-timepoint -- pseudo-replicates across independent mice/times, not within-condition biological replicates), reclustered de novo (77,655 cells, resolution = 0.8, 40 clusters). For each dataset we determined whether any cluster matched the marker criteria and, where present, computed its proportion of CD45+/myeloid cells across conditions (full reclustering UMAPs, by cluster/sample/animal, and full marker-panel dot plots for both datasets: </w:t>
+      </w:r>
+      <w:r>
+        <w:rPr>
+          <w:i/>
+        </w:rPr>
+        <w:t>Figure S23-S30</w:t>
+      </w:r>
+      <w:r>
+        <w:t xml:space="preserve">; GSE166504 average-expression companion table: </w:t>
+      </w:r>
+      <w:r>
+        <w:rPr>
+          <w:i/>
+        </w:rPr>
+        <w:t>Data S26</w:t>
+      </w:r>
+      <w:r>
+        <w:t>).</w:t>
       </w:r>
     </w:p>
     <w:p>
@@ -1211,7 +1382,34 @@
         <w:t>≳</w:t>
       </w:r>
       <w:r>
-        <w:t xml:space="preserve"> 2.0-2.4 — larger than the effect sizes observed for either macrophage population, meaning the null result reflects limited power for moderate effects rather than a confirmed absence of any composition change. Two cell types showed nominal, BH-uncorrected effects at exactly the magnitude this design can detect: Neutrophil was lower in MKO (d = -2.42, p = 0.037) and Mast_cell was higher in MKO (d = 2.36, p = 0.037) under HFD (Figure 3E-F); neither survived correction across the 12-cell-type family (q = 0.22) and both require confirmation in an adequately powered cohort before mechanistic interpretation. Full results for all 12 cell types in both diets, underlying Figure 3, are in </w:t>
+        <w:t xml:space="preserve"> 2.0-2.4 (full power/MDE table: </w:t>
+      </w:r>
+      <w:r>
+        <w:rPr>
+          <w:i/>
+        </w:rPr>
+        <w:t>Data S25</w:t>
+      </w:r>
+      <w:r>
+        <w:t xml:space="preserve">) — larger than the effect sizes observed for either macrophage population, meaning the null result reflects limited power for moderate effects rather than a confirmed absence of any composition change. Two cell types showed nominal, BH-uncorrected effects at exactly the magnitude this design can detect: Neutrophil was lower in MKO (d = -2.42, p = 0.037) and Mast_cell was higher in MKO (d = 2.36, p = 0.037) under HFD (Figure 3E-F; exploratory versions of all panels: </w:t>
+      </w:r>
+      <w:r>
+        <w:rPr>
+          <w:i/>
+        </w:rPr>
+        <w:t>Figure S19</w:t>
+      </w:r>
+      <w:r>
+        <w:t xml:space="preserve">, </w:t>
+      </w:r>
+      <w:r>
+        <w:rPr>
+          <w:i/>
+        </w:rPr>
+        <w:t>Figure S20</w:t>
+      </w:r>
+      <w:r>
+        <w:t xml:space="preserve">); neither survived correction across the 12-cell-type family (q = 0.22) and both require confirmation in an adequately powered cohort before mechanistic interpretation. Full results for all 12 cell types in both diets, underlying Figure 3, are in </w:t>
       </w:r>
       <w:r>
         <w:rPr>
@@ -1300,7 +1498,16 @@
         <w:t>≥</w:t>
       </w:r>
       <w:r>
-        <w:t xml:space="preserve"> 0.42; Cd36: r = 0.11, q = 0.76; Figure 4B-C) — a consistent, reproducible null across the full cohort, within axis 1 alone, and within axis 2 alone. Full correlation results for all 30 tests (5 genes x 2 cell types x 3 sample subsets) are in </w:t>
+        <w:t xml:space="preserve"> 0.42; Cd36: r = 0.11, q = 0.76; Figure 4B-C, exploratory version: </w:t>
+      </w:r>
+      <w:r>
+        <w:rPr>
+          <w:i/>
+        </w:rPr>
+        <w:t>Figure S21</w:t>
+      </w:r>
+      <w:r>
+        <w:t xml:space="preserve">) — a consistent, reproducible null across the full cohort, within axis 1 alone, and within axis 2 alone. Full correlation results for all 30 tests (5 genes x 2 cell types x 3 sample subsets) are in </w:t>
       </w:r>
       <w:r>
         <w:rPr>
@@ -2184,7 +2391,7 @@
         <w:rPr>
           <w:sz w:val="20"/>
         </w:rPr>
-        <w:t>External validation of the S100A8-hi macrophage signature in two independent mouse liver scRNA-seq datasets. (A) Marker profile (percent of cells expressing each gene) for the three candidate S100A8-hi clusters, the neutrophil cluster, and two representative Kupffer clusters in GSE156057 (CD45+-sorted). (B) S100A8-hi cluster proportion (combined) by diet and timepoint in GSE156057. (C) In GSE166504 (whole-liver, true biological replicates), percent of cells expressing S100a8 plotted against percent expressing Csf1r for all 18 myeloid clusters, colored by the authors' dominant cell-type label; S100a8 positivity forms a gradient rather than isolating a discrete cluster among monocyte/macrophage-lineage populations.</w:t>
+        <w:t>External validation of the S100A8-hi macrophage signature in two independent mouse liver scRNA-seq datasets. (A) Marker profile (percent of cells expressing each gene) for the three candidate S100A8-hi clusters, the neutrophil cluster, and two representative Kupffer clusters in GSE156057 (CD45+-sorted). (B) S100A8-hi cluster proportion (combined) by diet and timepoint in GSE156057. (C) In GSE166504 (whole-liver, true biological replicates), percent of cells expressing S100a8 plotted against percent expressing Csf1r for all 18 myeloid clusters, colored by the authors' dominant cell-type label; S100a8 positivity forms a gradient rather than isolating a discrete cluster among monocyte/macrophage-lineage populations. Generated as external_validation/figures/Figure5_external_validation.png by external_validation/scripts/05_summary_figure.R.</w:t>
       </w:r>
     </w:p>
     <w:p>
@@ -2602,7 +2809,7 @@
         <w:rPr>
           <w:i/>
         </w:rPr>
-        <w:t>Supplemental Data (Data S1-S17, Figure S1-S9)</w:t>
+        <w:t>Supplemental Data (Data S1-S26, Figure S1-S30)</w:t>
       </w:r>
       <w:r>
         <w:t xml:space="preserve">, accompanying this manuscript: </w:t>
@@ -2758,7 +2965,16 @@
         <w:t>Data S17</w:t>
       </w:r>
       <w:r>
-        <w:t xml:space="preserve"> (PCA-space nearest-neighbor composition by origin group; Section 3.6, Section 4). The same document also contains </w:t>
+        <w:t xml:space="preserve"> (PCA-space nearest-neighbor composition by origin group; Section 3.6, Section 4); and, completing the source-data record for every step of the primary pipeline (Methods 2.2-2.5, 2.7) not already covered above, </w:t>
+      </w:r>
+      <w:r>
+        <w:rPr>
+          <w:i/>
+        </w:rPr>
+        <w:t>Data S18-S26</w:t>
+      </w:r>
+      <w:r>
+        <w:t xml:space="preserve"> (scRNA QC summary; full 28-cluster marker genes and sizes; 12-type cell counts by genotype; scRNA ground-truth proportions; bulk sample metadata, all 34 samples; full deconvolution scores, all 34 samples x 12 cell types; axis-1 marker-direction cross-check; post hoc power/MDE; and the GSE166504 average-expression companion table). The same document also contains </w:t>
       </w:r>
       <w:r>
         <w:rPr>
@@ -2767,7 +2983,16 @@
         <w:t>Figure S1-S9</w:t>
       </w:r>
       <w:r>
-        <w:t>, the figures underlying Section 3.6's follow-up analysis (origin marker dot plots, composite-score violin plots, cross-dataset correlation scatter plots, TF correlation/dot plots, compositional-trend and restricted-UMAP plots). Each Data S and Figure S item states its source CSV/PNG and generating script for full reproducibility. The underlying raw CSV files are also available directly in the code repository (Section 2.8): results/11_axis1_stats_full.csv, results/11_MKO_stats_full.csv, results/11_lipid_correlation_BH.csv, results/11_marker_panel_QC.csv (Table S1 source data, below), results/13_origin_marker_panel_percluster.csv, results/14_tf_*.csv, results/15_fate_*.csv, and external_validation/results/*.csv.</w:t>
+        <w:t xml:space="preserve"> (the figures underlying Section 3.6's follow-up analysis: origin marker dot plots, composite-score violin plots, cross-dataset correlation scatter plots, TF correlation/dot plots, compositional-trend and restricted-UMAP plots) and </w:t>
+      </w:r>
+      <w:r>
+        <w:rPr>
+          <w:i/>
+        </w:rPr>
+        <w:t>Figure S10-S30</w:t>
+      </w:r>
+      <w:r>
+        <w:t xml:space="preserve"> (every remaining QC, clustering, and exploratory figure generated during the primary and external-validation analyses — including earlier-stage versions of panels later re-formatted for Figures 1-5 — so that no figure produced during this study is left undocumented). Each Data S and Figure S item states its source CSV/PNG and generating script for full reproducibility. The underlying raw CSV files, and the intermediate .rds objects from which they were computed, are also available directly in the code repository (Section 2.8).</w:t>
       </w:r>
     </w:p>
     <w:p>
@@ -2786,7 +3011,7 @@
         <w:rPr>
           <w:sz w:val="20"/>
         </w:rPr>
-        <w:t>Marker-panel size and signal coherence per cell type. Panel size is algorithmically selected by BisqueRNA::GetNumGenesWeighted() (Section 2.4), not a fixed cutoff. % variance explained by PC1 indicates how coherently the marker panel behaves as a single factor; values below ~50% (Cholangiocyte, Mast_cell, Neutrophil, T_cell) indicate a noisier, less unidimensional signal and should be interpreted with additional caution.</w:t>
+        <w:t>Marker-panel size and signal coherence per cell type. Panel size is algorithmically selected by BisqueRNA::GetNumGenesWeighted() (Section 2.4), not a fixed cutoff. % variance explained by PC1 indicates how coherently the marker panel behaves as a single factor; values below ~50% (Cholangiocyte, Mast_cell, Neutrophil, T_cell) indicate a noisier, less unidimensional signal and should be interpreted with additional caution. Source data: results/11_marker_panel_QC.csv.</w:t>
       </w:r>
     </w:p>
     <w:tbl>
